--- a/articles/Week3_Player_Props.docx
+++ b/articles/Week3_Player_Props.docx
@@ -24,6 +24,14 @@
           <w:szCs w:val="21"/>
         </w:rPr>
         <w:t xml:space="preserve">Week 3 · September 18–20, 2026</w:t>
+      </w:r>
+    </w:p>
+    <w:p>
+      <w:pPr>
+        <w:spacing w:after="160" w:line="276"/>
+      </w:pPr>
+      <w:r>
+        <w:t xml:space="preserve">Checked before publication: every figure in these pages was verified against the underlying data (163 checks, no mismatches), and each player's role, target or carry share and injury status was checked against this week's reports. Corrections made in that pass are noted in the text rather than quietly fixed — most importantly, the ATS and over/under records carried in the hub's power table are 2022 figures, not last season's.</w:t>
       </w:r>
     </w:p>
     <w:p>
@@ -235,16 +243,64 @@
                 <w:sz w:val="19"/>
                 <w:szCs w:val="19"/>
               </w:rPr>
-              <w:t xml:space="preserve">82.0 yds/gm</w:t>
-            </w:r>
-          </w:p>
-        </w:tc>
-      </w:tr>
-      <w:tr>
-        <w:tc>
-          <w:tcPr>
-            <w:tcW w:type="dxa" w:w="3830"/>
-            <w:shd w:fill="F4F5F7" w:val="clear"/>
+              <w:t xml:space="preserve">82.0 yds/gm on 4.0 tgt/gm</w:t>
+            </w:r>
+          </w:p>
+        </w:tc>
+      </w:tr>
+      <w:tr>
+        <w:tc>
+          <w:tcPr>
+            <w:tcW w:type="dxa" w:w="3830"/>
+            <w:shd w:fill="F4F5F7" w:val="clear"/>
+            <w:tcMar>
+              <w:top w:type="dxa" w:w="60"/>
+              <w:left w:type="dxa" w:w="120"/>
+              <w:bottom w:type="dxa" w:w="60"/>
+              <w:right w:type="dxa" w:w="120"/>
+            </w:tcMar>
+          </w:tcPr>
+          <w:p>
+            <w:r>
+              <w:rPr>
+                <w:b w:val="false"/>
+                <w:bCs w:val="false"/>
+                <w:sz w:val="19"/>
+                <w:szCs w:val="19"/>
+              </w:rPr>
+              <w:t xml:space="preserve">Target share</w:t>
+            </w:r>
+          </w:p>
+        </w:tc>
+        <w:tc>
+          <w:tcPr>
+            <w:tcW w:type="dxa" w:w="6250"/>
+            <w:shd w:fill="F4F5F7" w:val="clear"/>
+            <w:tcMar>
+              <w:top w:type="dxa" w:w="60"/>
+              <w:left w:type="dxa" w:w="120"/>
+              <w:bottom w:type="dxa" w:w="60"/>
+              <w:right w:type="dxa" w:w="120"/>
+            </w:tcMar>
+          </w:tcPr>
+          <w:p>
+            <w:r>
+              <w:rPr>
+                <w:b/>
+                <w:bCs/>
+                <w:sz w:val="19"/>
+                <w:szCs w:val="19"/>
+              </w:rPr>
+              <w:t xml:space="preserve">20.5% — 4th on the team</w:t>
+            </w:r>
+          </w:p>
+        </w:tc>
+      </w:tr>
+      <w:tr>
+        <w:tc>
+          <w:tcPr>
+            <w:tcW w:type="dxa" w:w="3830"/>
+            <w:shd w:fill="FFFFFF" w:val="clear"/>
             <w:tcMar>
               <w:top w:type="dxa" w:w="60"/>
               <w:left w:type="dxa" w:w="120"/>
@@ -267,32 +323,32 @@
         <w:tc>
           <w:tcPr>
             <w:tcW w:type="dxa" w:w="6250"/>
-            <w:shd w:fill="F4F5F7" w:val="clear"/>
-            <w:tcMar>
-              <w:top w:type="dxa" w:w="60"/>
-              <w:left w:type="dxa" w:w="120"/>
-              <w:bottom w:type="dxa" w:w="60"/>
-              <w:right w:type="dxa" w:w="120"/>
-            </w:tcMar>
-          </w:tcPr>
-          <w:p>
-            <w:r>
-              <w:rPr>
-                <w:b/>
-                <w:bCs/>
-                <w:sz w:val="19"/>
-                <w:szCs w:val="19"/>
-              </w:rPr>
-              <w:t xml:space="preserve">25 routes/gm, WR1</w:t>
-            </w:r>
-          </w:p>
-        </w:tc>
-      </w:tr>
-      <w:tr>
-        <w:tc>
-          <w:tcPr>
-            <w:tcW w:type="dxa" w:w="3830"/>
-            <w:shd w:fill="FFFFFF" w:val="clear"/>
+            <w:shd w:fill="FFFFFF" w:val="clear"/>
+            <w:tcMar>
+              <w:top w:type="dxa" w:w="60"/>
+              <w:left w:type="dxa" w:w="120"/>
+              <w:bottom w:type="dxa" w:w="60"/>
+              <w:right w:type="dxa" w:w="120"/>
+            </w:tcMar>
+          </w:tcPr>
+          <w:p>
+            <w:r>
+              <w:rPr>
+                <w:b/>
+                <w:bCs/>
+                <w:sz w:val="19"/>
+                <w:szCs w:val="19"/>
+              </w:rPr>
+              <w:t xml:space="preserve">25 routes/gm</w:t>
+            </w:r>
+          </w:p>
+        </w:tc>
+      </w:tr>
+      <w:tr>
+        <w:tc>
+          <w:tcPr>
+            <w:tcW w:type="dxa" w:w="3830"/>
+            <w:shd w:fill="F4F5F7" w:val="clear"/>
             <w:tcMar>
               <w:top w:type="dxa" w:w="60"/>
               <w:left w:type="dxa" w:w="120"/>
@@ -315,7 +371,7 @@
         <w:tc>
           <w:tcPr>
             <w:tcW w:type="dxa" w:w="6250"/>
-            <w:shd w:fill="FFFFFF" w:val="clear"/>
+            <w:shd w:fill="F4F5F7" w:val="clear"/>
             <w:tcMar>
               <w:top w:type="dxa" w:w="60"/>
               <w:left w:type="dxa" w:w="120"/>
@@ -340,7 +396,7 @@
         <w:tc>
           <w:tcPr>
             <w:tcW w:type="dxa" w:w="3830"/>
-            <w:shd w:fill="F4F5F7" w:val="clear"/>
+            <w:shd w:fill="FFFFFF" w:val="clear"/>
             <w:tcMar>
               <w:top w:type="dxa" w:w="60"/>
               <w:left w:type="dxa" w:w="120"/>
@@ -363,7 +419,7 @@
         <w:tc>
           <w:tcPr>
             <w:tcW w:type="dxa" w:w="6250"/>
-            <w:shd w:fill="F4F5F7" w:val="clear"/>
+            <w:shd w:fill="FFFFFF" w:val="clear"/>
             <w:tcMar>
               <w:top w:type="dxa" w:w="60"/>
               <w:left w:type="dxa" w:w="120"/>
@@ -388,7 +444,7 @@
         <w:tc>
           <w:tcPr>
             <w:tcW w:type="dxa" w:w="3830"/>
-            <w:shd w:fill="FFFFFF" w:val="clear"/>
+            <w:shd w:fill="F4F5F7" w:val="clear"/>
             <w:tcMar>
               <w:top w:type="dxa" w:w="60"/>
               <w:left w:type="dxa" w:w="120"/>
@@ -411,7 +467,7 @@
         <w:tc>
           <w:tcPr>
             <w:tcW w:type="dxa" w:w="6250"/>
-            <w:shd w:fill="FFFFFF" w:val="clear"/>
+            <w:shd w:fill="F4F5F7" w:val="clear"/>
             <w:tcMar>
               <w:top w:type="dxa" w:w="60"/>
               <w:left w:type="dxa" w:w="120"/>
@@ -443,7 +499,7 @@
         <w:spacing w:after="160" w:line="276"/>
       </w:pPr>
       <w:r>
-        <w:t xml:space="preserve">McCoy has 164 receiving yards on five catches through two games — 82 per game against a line of 37.5 — and he is doing it as Louisville's clear WR1 with 25 routes a game. Our projection of 69.9 sits between his current rate and the line, which is the shape I want: the model is not extrapolating his hot start at face value, and the number still clears comfortably.</w:t>
+        <w:t xml:space="preserve">McCoy has 164 receiving yards on five catches through two games — 82 per game against a line of 37.5 — on 25 routes a game. Be clear about what that is and is not: he is fourth on Louisville in targets with eight (20.5% of the team's share), behind Tre Richardson's thirteen and nine each for Jaleel Skinner and TreyShun Hurry. He leads the team in receiving yards on the fewest targets of the four, which means this is efficiency, not volume. Our projection of 69.9 sits between his current rate and the line.</w:t>
       </w:r>
     </w:p>
     <w:p>
@@ -459,7 +515,7 @@
         <w:spacing w:after="160" w:line="276"/>
       </w:pPr>
       <w:r>
-        <w:t xml:space="preserve">The risk is concentrated in one number: a 21.4-yard average depth of target. McCoy is a deep threat, which means his yardage arrives in chunks and a game where the two shots downfield fall incomplete puts him at twelve yards. Only one book is posting this market, so there is no consensus to lean on either.</w:t>
+        <w:t xml:space="preserve">The risk is concentrated in one number: a 21.4-yard average depth of target. McCoy is a deep threat on four targets a game, which means his yardage arrives in chunks and a game where the two shots downfield fall incomplete puts him at twelve yards — 20.5 yards per target is not a rate anyone sustains. Only one book is posting this market, so there is no consensus to lean on either. He is not on Louisville's injury report for this game.</w:t>
       </w:r>
     </w:p>
     <w:p>
@@ -669,6 +725,54 @@
                 <w:sz w:val="19"/>
                 <w:szCs w:val="19"/>
               </w:rPr>
+              <w:t xml:space="preserve">Target share</w:t>
+            </w:r>
+          </w:p>
+        </w:tc>
+        <w:tc>
+          <w:tcPr>
+            <w:tcW w:type="dxa" w:w="6250"/>
+            <w:shd w:fill="F4F5F7" w:val="clear"/>
+            <w:tcMar>
+              <w:top w:type="dxa" w:w="60"/>
+              <w:left w:type="dxa" w:w="120"/>
+              <w:bottom w:type="dxa" w:w="60"/>
+              <w:right w:type="dxa" w:w="120"/>
+            </w:tcMar>
+          </w:tcPr>
+          <w:p>
+            <w:r>
+              <w:rPr>
+                <w:b/>
+                <w:bCs/>
+                <w:sz w:val="19"/>
+                <w:szCs w:val="19"/>
+              </w:rPr>
+              <w:t xml:space="preserve">24.0% — 3rd on the team, leads it in yards</w:t>
+            </w:r>
+          </w:p>
+        </w:tc>
+      </w:tr>
+      <w:tr>
+        <w:tc>
+          <w:tcPr>
+            <w:tcW w:type="dxa" w:w="3830"/>
+            <w:shd w:fill="FFFFFF" w:val="clear"/>
+            <w:tcMar>
+              <w:top w:type="dxa" w:w="60"/>
+              <w:left w:type="dxa" w:w="120"/>
+              <w:bottom w:type="dxa" w:w="60"/>
+              <w:right w:type="dxa" w:w="120"/>
+            </w:tcMar>
+          </w:tcPr>
+          <w:p>
+            <w:r>
+              <w:rPr>
+                <w:b w:val="false"/>
+                <w:bCs w:val="false"/>
+                <w:sz w:val="19"/>
+                <w:szCs w:val="19"/>
+              </w:rPr>
               <w:t xml:space="preserve">Role</w:t>
             </w:r>
           </w:p>
@@ -676,32 +780,32 @@
         <w:tc>
           <w:tcPr>
             <w:tcW w:type="dxa" w:w="6250"/>
-            <w:shd w:fill="F4F5F7" w:val="clear"/>
-            <w:tcMar>
-              <w:top w:type="dxa" w:w="60"/>
-              <w:left w:type="dxa" w:w="120"/>
-              <w:bottom w:type="dxa" w:w="60"/>
-              <w:right w:type="dxa" w:w="120"/>
-            </w:tcMar>
-          </w:tcPr>
-          <w:p>
-            <w:r>
-              <w:rPr>
-                <w:b/>
-                <w:bCs/>
-                <w:sz w:val="19"/>
-                <w:szCs w:val="19"/>
-              </w:rPr>
-              <w:t xml:space="preserve">32 routes/gm, WR1</w:t>
-            </w:r>
-          </w:p>
-        </w:tc>
-      </w:tr>
-      <w:tr>
-        <w:tc>
-          <w:tcPr>
-            <w:tcW w:type="dxa" w:w="3830"/>
-            <w:shd w:fill="FFFFFF" w:val="clear"/>
+            <w:shd w:fill="FFFFFF" w:val="clear"/>
+            <w:tcMar>
+              <w:top w:type="dxa" w:w="60"/>
+              <w:left w:type="dxa" w:w="120"/>
+              <w:bottom w:type="dxa" w:w="60"/>
+              <w:right w:type="dxa" w:w="120"/>
+            </w:tcMar>
+          </w:tcPr>
+          <w:p>
+            <w:r>
+              <w:rPr>
+                <w:b/>
+                <w:bCs/>
+                <w:sz w:val="19"/>
+                <w:szCs w:val="19"/>
+              </w:rPr>
+              <w:t xml:space="preserve">32 routes/gm</w:t>
+            </w:r>
+          </w:p>
+        </w:tc>
+      </w:tr>
+      <w:tr>
+        <w:tc>
+          <w:tcPr>
+            <w:tcW w:type="dxa" w:w="3830"/>
+            <w:shd w:fill="F4F5F7" w:val="clear"/>
             <w:tcMar>
               <w:top w:type="dxa" w:w="60"/>
               <w:left w:type="dxa" w:w="120"/>
@@ -724,7 +828,7 @@
         <w:tc>
           <w:tcPr>
             <w:tcW w:type="dxa" w:w="6250"/>
-            <w:shd w:fill="FFFFFF" w:val="clear"/>
+            <w:shd w:fill="F4F5F7" w:val="clear"/>
             <w:tcMar>
               <w:top w:type="dxa" w:w="60"/>
               <w:left w:type="dxa" w:w="120"/>
@@ -749,7 +853,7 @@
         <w:tc>
           <w:tcPr>
             <w:tcW w:type="dxa" w:w="3830"/>
-            <w:shd w:fill="F4F5F7" w:val="clear"/>
+            <w:shd w:fill="FFFFFF" w:val="clear"/>
             <w:tcMar>
               <w:top w:type="dxa" w:w="60"/>
               <w:left w:type="dxa" w:w="120"/>
@@ -772,7 +876,7 @@
         <w:tc>
           <w:tcPr>
             <w:tcW w:type="dxa" w:w="6250"/>
-            <w:shd w:fill="F4F5F7" w:val="clear"/>
+            <w:shd w:fill="FFFFFF" w:val="clear"/>
             <w:tcMar>
               <w:top w:type="dxa" w:w="60"/>
               <w:left w:type="dxa" w:w="120"/>
@@ -812,7 +916,7 @@
         <w:spacing w:after="160" w:line="276"/>
       </w:pPr>
       <w:r>
-        <w:t xml:space="preserve">The volume is what separates this from the other receiving props here. Six targets a game on 32 routes is genuine WR1 usage, not a couple of splash plays, and it means he does not need a long touchdown to get to 38 yards. Auburn is a 2-point home underdog with a 25.8 implied total, so nothing about the script suggests a game they play from ahead with the ball on the ground.</w:t>
+        <w:t xml:space="preserve">The volume is what separates this from the other receiving props here. Six targets a game on 32 routes means he does not need a long touchdown to get to 38 yards. He is not Auburn's number one target — Keshaun Singleton has sixteen targets and Chas Nimrod thirteen to Koger's twelve — but the three are close enough to read as a genuine committee rather than a clear pecking order, and Koger leads the group in yards. Auburn is a 2-point home underdog with a 25.8 implied total, so nothing about the script suggests a game they play from ahead with the ball on the ground.</w:t>
       </w:r>
     </w:p>
     <w:p>
@@ -820,7 +924,7 @@
         <w:spacing w:after="160" w:line="276"/>
       </w:pPr>
       <w:r>
-        <w:t xml:space="preserve">Against it: Koger's 58.3% catch rate on a 14.3-yard average target depth is a fairly boom-or-bust profile, and Florida's secondary is the best defensive unit he has faced. Our projection of 60.4 is also above his current rate, which means the model is adding something on top of production that is already strong — a little more optimism than I would like.</w:t>
+        <w:t xml:space="preserve">Against it: Koger's 58.3% catch rate on a 14.3-yard average target depth is a fairly boom-or-bust profile, and Florida's secondary is the best defensive unit he has faced. Our projection of 60.4 is also above his current rate, which means the model is adding something on top of production that is already strong — a little more optimism than I would like. Auburn's availability report lists only lineman Tai Buster out, with tight end Hunter Herring questionable; no Auburn receiver is on it.</w:t>
       </w:r>
     </w:p>
     <w:p>
@@ -1030,6 +1134,54 @@
                 <w:sz w:val="19"/>
                 <w:szCs w:val="19"/>
               </w:rPr>
+              <w:t xml:space="preserve">Target share</w:t>
+            </w:r>
+          </w:p>
+        </w:tc>
+        <w:tc>
+          <w:tcPr>
+            <w:tcW w:type="dxa" w:w="6250"/>
+            <w:shd w:fill="F4F5F7" w:val="clear"/>
+            <w:tcMar>
+              <w:top w:type="dxa" w:w="60"/>
+              <w:left w:type="dxa" w:w="120"/>
+              <w:bottom w:type="dxa" w:w="60"/>
+              <w:right w:type="dxa" w:w="120"/>
+            </w:tcMar>
+          </w:tcPr>
+          <w:p>
+            <w:r>
+              <w:rPr>
+                <w:b/>
+                <w:bCs/>
+                <w:sz w:val="19"/>
+                <w:szCs w:val="19"/>
+              </w:rPr>
+              <w:t xml:space="preserve">45.3% — team leader</w:t>
+            </w:r>
+          </w:p>
+        </w:tc>
+      </w:tr>
+      <w:tr>
+        <w:tc>
+          <w:tcPr>
+            <w:tcW w:type="dxa" w:w="3830"/>
+            <w:shd w:fill="FFFFFF" w:val="clear"/>
+            <w:tcMar>
+              <w:top w:type="dxa" w:w="60"/>
+              <w:left w:type="dxa" w:w="120"/>
+              <w:bottom w:type="dxa" w:w="60"/>
+              <w:right w:type="dxa" w:w="120"/>
+            </w:tcMar>
+          </w:tcPr>
+          <w:p>
+            <w:r>
+              <w:rPr>
+                <w:b w:val="false"/>
+                <w:bCs w:val="false"/>
+                <w:sz w:val="19"/>
+                <w:szCs w:val="19"/>
+              </w:rPr>
               <w:t xml:space="preserve">Role</w:t>
             </w:r>
           </w:p>
@@ -1037,32 +1189,32 @@
         <w:tc>
           <w:tcPr>
             <w:tcW w:type="dxa" w:w="6250"/>
-            <w:shd w:fill="F4F5F7" w:val="clear"/>
-            <w:tcMar>
-              <w:top w:type="dxa" w:w="60"/>
-              <w:left w:type="dxa" w:w="120"/>
-              <w:bottom w:type="dxa" w:w="60"/>
-              <w:right w:type="dxa" w:w="120"/>
-            </w:tcMar>
-          </w:tcPr>
-          <w:p>
-            <w:r>
-              <w:rPr>
-                <w:b/>
-                <w:bCs/>
-                <w:sz w:val="19"/>
-                <w:szCs w:val="19"/>
-              </w:rPr>
-              <w:t xml:space="preserve">30 routes/gm, WR1</w:t>
-            </w:r>
-          </w:p>
-        </w:tc>
-      </w:tr>
-      <w:tr>
-        <w:tc>
-          <w:tcPr>
-            <w:tcW w:type="dxa" w:w="3830"/>
-            <w:shd w:fill="FFFFFF" w:val="clear"/>
+            <w:shd w:fill="FFFFFF" w:val="clear"/>
+            <w:tcMar>
+              <w:top w:type="dxa" w:w="60"/>
+              <w:left w:type="dxa" w:w="120"/>
+              <w:bottom w:type="dxa" w:w="60"/>
+              <w:right w:type="dxa" w:w="120"/>
+            </w:tcMar>
+          </w:tcPr>
+          <w:p>
+            <w:r>
+              <w:rPr>
+                <w:b/>
+                <w:bCs/>
+                <w:sz w:val="19"/>
+                <w:szCs w:val="19"/>
+              </w:rPr>
+              <w:t xml:space="preserve">30 routes/gm</w:t>
+            </w:r>
+          </w:p>
+        </w:tc>
+      </w:tr>
+      <w:tr>
+        <w:tc>
+          <w:tcPr>
+            <w:tcW w:type="dxa" w:w="3830"/>
+            <w:shd w:fill="F4F5F7" w:val="clear"/>
             <w:tcMar>
               <w:top w:type="dxa" w:w="60"/>
               <w:left w:type="dxa" w:w="120"/>
@@ -1085,7 +1237,7 @@
         <w:tc>
           <w:tcPr>
             <w:tcW w:type="dxa" w:w="6250"/>
-            <w:shd w:fill="FFFFFF" w:val="clear"/>
+            <w:shd w:fill="F4F5F7" w:val="clear"/>
             <w:tcMar>
               <w:top w:type="dxa" w:w="60"/>
               <w:left w:type="dxa" w:w="120"/>
@@ -1110,7 +1262,7 @@
         <w:tc>
           <w:tcPr>
             <w:tcW w:type="dxa" w:w="3830"/>
-            <w:shd w:fill="F4F5F7" w:val="clear"/>
+            <w:shd w:fill="FFFFFF" w:val="clear"/>
             <w:tcMar>
               <w:top w:type="dxa" w:w="60"/>
               <w:left w:type="dxa" w:w="120"/>
@@ -1133,7 +1285,7 @@
         <w:tc>
           <w:tcPr>
             <w:tcW w:type="dxa" w:w="6250"/>
-            <w:shd w:fill="F4F5F7" w:val="clear"/>
+            <w:shd w:fill="FFFFFF" w:val="clear"/>
             <w:tcMar>
               <w:top w:type="dxa" w:w="60"/>
               <w:left w:type="dxa" w:w="120"/>
@@ -1158,7 +1310,103 @@
         <w:tc>
           <w:tcPr>
             <w:tcW w:type="dxa" w:w="3830"/>
-            <w:shd w:fill="FFFFFF" w:val="clear"/>
+            <w:shd w:fill="F4F5F7" w:val="clear"/>
+            <w:tcMar>
+              <w:top w:type="dxa" w:w="60"/>
+              <w:left w:type="dxa" w:w="120"/>
+              <w:bottom w:type="dxa" w:w="60"/>
+              <w:right w:type="dxa" w:w="120"/>
+            </w:tcMar>
+          </w:tcPr>
+          <w:p>
+            <w:r>
+              <w:rPr>
+                <w:b w:val="false"/>
+                <w:bCs w:val="false"/>
+                <w:sz w:val="19"/>
+                <w:szCs w:val="19"/>
+              </w:rPr>
+              <w:t xml:space="preserve">Status</w:t>
+            </w:r>
+          </w:p>
+        </w:tc>
+        <w:tc>
+          <w:tcPr>
+            <w:tcW w:type="dxa" w:w="6250"/>
+            <w:shd w:fill="F4F5F7" w:val="clear"/>
+            <w:tcMar>
+              <w:top w:type="dxa" w:w="60"/>
+              <w:left w:type="dxa" w:w="120"/>
+              <w:bottom w:type="dxa" w:w="60"/>
+              <w:right w:type="dxa" w:w="120"/>
+            </w:tcMar>
+          </w:tcPr>
+          <w:p>
+            <w:r>
+              <w:rPr>
+                <w:b/>
+                <w:bCs/>
+                <w:sz w:val="19"/>
+                <w:szCs w:val="19"/>
+              </w:rPr>
+              <w:t xml:space="preserve">Probable (undisclosed)</w:t>
+            </w:r>
+          </w:p>
+        </w:tc>
+      </w:tr>
+      <w:tr>
+        <w:tc>
+          <w:tcPr>
+            <w:tcW w:type="dxa" w:w="3830"/>
+            <w:shd w:fill="FFFFFF" w:val="clear"/>
+            <w:tcMar>
+              <w:top w:type="dxa" w:w="60"/>
+              <w:left w:type="dxa" w:w="120"/>
+              <w:bottom w:type="dxa" w:w="60"/>
+              <w:right w:type="dxa" w:w="120"/>
+            </w:tcMar>
+          </w:tcPr>
+          <w:p>
+            <w:r>
+              <w:rPr>
+                <w:b w:val="false"/>
+                <w:bCs w:val="false"/>
+                <w:sz w:val="19"/>
+                <w:szCs w:val="19"/>
+              </w:rPr>
+              <w:t xml:space="preserve">Venue</w:t>
+            </w:r>
+          </w:p>
+        </w:tc>
+        <w:tc>
+          <w:tcPr>
+            <w:tcW w:type="dxa" w:w="6250"/>
+            <w:shd w:fill="FFFFFF" w:val="clear"/>
+            <w:tcMar>
+              <w:top w:type="dxa" w:w="60"/>
+              <w:left w:type="dxa" w:w="120"/>
+              <w:bottom w:type="dxa" w:w="60"/>
+              <w:right w:type="dxa" w:w="120"/>
+            </w:tcMar>
+          </w:tcPr>
+          <w:p>
+            <w:r>
+              <w:rPr>
+                <w:b/>
+                <w:bCs/>
+                <w:sz w:val="19"/>
+                <w:szCs w:val="19"/>
+              </w:rPr>
+              <w:t xml:space="preserve">Wembley Stadium, London — neutral</w:t>
+            </w:r>
+          </w:p>
+        </w:tc>
+      </w:tr>
+      <w:tr>
+        <w:tc>
+          <w:tcPr>
+            <w:tcW w:type="dxa" w:w="3830"/>
+            <w:shd w:fill="F4F5F7" w:val="clear"/>
             <w:tcMar>
               <w:top w:type="dxa" w:w="60"/>
               <w:left w:type="dxa" w:w="120"/>
@@ -1181,7 +1429,7 @@
         <w:tc>
           <w:tcPr>
             <w:tcW w:type="dxa" w:w="6250"/>
-            <w:shd w:fill="FFFFFF" w:val="clear"/>
+            <w:shd w:fill="F4F5F7" w:val="clear"/>
             <w:tcMar>
               <w:top w:type="dxa" w:w="60"/>
               <w:left w:type="dxa" w:w="120"/>
@@ -1221,7 +1469,7 @@
         <w:spacing w:after="160" w:line="276"/>
       </w:pPr>
       <w:r>
-        <w:t xml:space="preserve">The 2.3-yard average depth of target is the whole thesis. Miller is being used underneath — screens, quick hitters, the kind of targets that get thrown regardless of whether the offense is working — so his reception count is far less dependent on game flow than a downfield receiver's yardage would be. Arizona State is a 5.5-point home favorite with a 28.0 implied total, comfortably above the league average.</w:t>
+        <w:t xml:space="preserve">The 2.3-yard average depth of target is the whole thesis. Miller is being used underneath — screens, quick hitters, the kind of targets that get thrown regardless of whether the offense is working — so his reception count is far less dependent on game flow than a downfield receiver's yardage would be. Miller is also genuinely Arizona State's number one target, with 45.3% of the team's target share. Arizona State are 5.5-point favorites with a 28.0 implied total, comfortably above the league average.</w:t>
       </w:r>
     </w:p>
     <w:p>
@@ -1229,7 +1477,7 @@
         <w:spacing w:after="160" w:line="276"/>
       </w:pPr>
       <w:r>
-        <w:t xml:space="preserve">The honest counterpoint is that same aDOT: a possession receiver's target share is the first thing to shrink if Arizona State gets ahead and leans on the run, and 24 targets across two games is still a small sample to be calling a settled role. His 63.2 PFF grade is also the lowest of the five players here — the volume is real, the efficiency is ordinary.</w:t>
+        <w:t xml:space="preserve">Two things to flag. Miller carries a probable tag with an undisclosed injury — expected to play, but not a clean bill. And this game is at a neutral site: Wembley Stadium in London, with Kansas as the designated home team and an 11am Central kickoff. Our lines feed lists Arizona State as the home side, which does not change the spread or the implied total but does mean any home-field edge our ratings apply to this game is phantom. On the pick itself, the counterpoint is that same aDOT: a possession receiver's target share is the first thing to shrink if Arizona State gets ahead and leans on the run, and his 63.2 PFF grade is the lowest of the five players here — the volume is real, the efficiency is ordinary.</w:t>
       </w:r>
     </w:p>
     <w:p>
@@ -1439,6 +1687,54 @@
                 <w:sz w:val="19"/>
                 <w:szCs w:val="19"/>
               </w:rPr>
+              <w:t xml:space="preserve">Carry share</w:t>
+            </w:r>
+          </w:p>
+        </w:tc>
+        <w:tc>
+          <w:tcPr>
+            <w:tcW w:type="dxa" w:w="6250"/>
+            <w:shd w:fill="F4F5F7" w:val="clear"/>
+            <w:tcMar>
+              <w:top w:type="dxa" w:w="60"/>
+              <w:left w:type="dxa" w:w="120"/>
+              <w:bottom w:type="dxa" w:w="60"/>
+              <w:right w:type="dxa" w:w="120"/>
+            </w:tcMar>
+          </w:tcPr>
+          <w:p>
+            <w:r>
+              <w:rPr>
+                <w:b/>
+                <w:bCs/>
+                <w:sz w:val="19"/>
+                <w:szCs w:val="19"/>
+              </w:rPr>
+              <w:t xml:space="preserve">44.8% — 3-man committee</w:t>
+            </w:r>
+          </w:p>
+        </w:tc>
+      </w:tr>
+      <w:tr>
+        <w:tc>
+          <w:tcPr>
+            <w:tcW w:type="dxa" w:w="3830"/>
+            <w:shd w:fill="FFFFFF" w:val="clear"/>
+            <w:tcMar>
+              <w:top w:type="dxa" w:w="60"/>
+              <w:left w:type="dxa" w:w="120"/>
+              <w:bottom w:type="dxa" w:w="60"/>
+              <w:right w:type="dxa" w:w="120"/>
+            </w:tcMar>
+          </w:tcPr>
+          <w:p>
+            <w:r>
+              <w:rPr>
+                <w:b w:val="false"/>
+                <w:bCs w:val="false"/>
+                <w:sz w:val="19"/>
+                <w:szCs w:val="19"/>
+              </w:rPr>
               <w:t xml:space="preserve">Efficiency</w:t>
             </w:r>
           </w:p>
@@ -1446,32 +1742,32 @@
         <w:tc>
           <w:tcPr>
             <w:tcW w:type="dxa" w:w="6250"/>
-            <w:shd w:fill="F4F5F7" w:val="clear"/>
-            <w:tcMar>
-              <w:top w:type="dxa" w:w="60"/>
-              <w:left w:type="dxa" w:w="120"/>
-              <w:bottom w:type="dxa" w:w="60"/>
-              <w:right w:type="dxa" w:w="120"/>
-            </w:tcMar>
-          </w:tcPr>
-          <w:p>
-            <w:r>
-              <w:rPr>
-                <w:b/>
-                <w:bCs/>
-                <w:sz w:val="19"/>
-                <w:szCs w:val="19"/>
-              </w:rPr>
-              <w:t xml:space="preserve">6.31 ypc, 4.88 yds after contact/att</w:t>
-            </w:r>
-          </w:p>
-        </w:tc>
-      </w:tr>
-      <w:tr>
-        <w:tc>
-          <w:tcPr>
-            <w:tcW w:type="dxa" w:w="3830"/>
-            <w:shd w:fill="FFFFFF" w:val="clear"/>
+            <w:shd w:fill="FFFFFF" w:val="clear"/>
+            <w:tcMar>
+              <w:top w:type="dxa" w:w="60"/>
+              <w:left w:type="dxa" w:w="120"/>
+              <w:bottom w:type="dxa" w:w="60"/>
+              <w:right w:type="dxa" w:w="120"/>
+            </w:tcMar>
+          </w:tcPr>
+          <w:p>
+            <w:r>
+              <w:rPr>
+                <w:b/>
+                <w:bCs/>
+                <w:sz w:val="19"/>
+                <w:szCs w:val="19"/>
+              </w:rPr>
+              <w:t xml:space="preserve">6.31 ypc, but 106 of 164 yds came vs FCS</w:t>
+            </w:r>
+          </w:p>
+        </w:tc>
+      </w:tr>
+      <w:tr>
+        <w:tc>
+          <w:tcPr>
+            <w:tcW w:type="dxa" w:w="3830"/>
+            <w:shd w:fill="F4F5F7" w:val="clear"/>
             <w:tcMar>
               <w:top w:type="dxa" w:w="60"/>
               <w:left w:type="dxa" w:w="120"/>
@@ -1494,7 +1790,7 @@
         <w:tc>
           <w:tcPr>
             <w:tcW w:type="dxa" w:w="6250"/>
-            <w:shd w:fill="FFFFFF" w:val="clear"/>
+            <w:shd w:fill="F4F5F7" w:val="clear"/>
             <w:tcMar>
               <w:top w:type="dxa" w:w="60"/>
               <w:left w:type="dxa" w:w="120"/>
@@ -1519,7 +1815,7 @@
         <w:tc>
           <w:tcPr>
             <w:tcW w:type="dxa" w:w="3830"/>
-            <w:shd w:fill="F4F5F7" w:val="clear"/>
+            <w:shd w:fill="FFFFFF" w:val="clear"/>
             <w:tcMar>
               <w:top w:type="dxa" w:w="60"/>
               <w:left w:type="dxa" w:w="120"/>
@@ -1542,7 +1838,7 @@
         <w:tc>
           <w:tcPr>
             <w:tcW w:type="dxa" w:w="6250"/>
-            <w:shd w:fill="F4F5F7" w:val="clear"/>
+            <w:shd w:fill="FFFFFF" w:val="clear"/>
             <w:tcMar>
               <w:top w:type="dxa" w:w="60"/>
               <w:left w:type="dxa" w:w="120"/>
@@ -1567,7 +1863,7 @@
         <w:tc>
           <w:tcPr>
             <w:tcW w:type="dxa" w:w="3830"/>
-            <w:shd w:fill="FFFFFF" w:val="clear"/>
+            <w:shd w:fill="F4F5F7" w:val="clear"/>
             <w:tcMar>
               <w:top w:type="dxa" w:w="60"/>
               <w:left w:type="dxa" w:w="120"/>
@@ -1590,7 +1886,7 @@
         <w:tc>
           <w:tcPr>
             <w:tcW w:type="dxa" w:w="6250"/>
-            <w:shd w:fill="FFFFFF" w:val="clear"/>
+            <w:shd w:fill="F4F5F7" w:val="clear"/>
             <w:tcMar>
               <w:top w:type="dxa" w:w="60"/>
               <w:left w:type="dxa" w:w="120"/>
@@ -1622,7 +1918,7 @@
         <w:spacing w:after="160" w:line="276"/>
       </w:pPr>
       <w:r>
-        <w:t xml:space="preserve">Welch has 164 yards on 26 carries through two games at 6.31 a pop, with an 84.0 PFF grade and an elusive rating of 126.6. He is averaging 4.88 yards after contact per attempt, which means the production is his own rather than a function of blocking that might not travel.</w:t>
+        <w:t xml:space="preserve">Welch has 164 yards on 26 carries through two games at 6.31 a pop, with an 84.0 PFF grade and an elusive rating of 126.6, and he is averaging 4.88 yards after contact per attempt — the production is his own rather than a function of blocking. The split behind that average matters though: 106 of those yards came on eleven carries against an FCS opponent, which leaves roughly 58 yards on fifteen carries, under four a pop, against his FBS opponent. The headline efficiency is inflated.</w:t>
       </w:r>
     </w:p>
     <w:p>
@@ -1638,7 +1934,7 @@
         <w:spacing w:after="160" w:line="276"/>
       </w:pPr>
       <w:r>
-        <w:t xml:space="preserve">The caveat is game script. Colorado is a 3.5-point road underdog with a 22.2 implied total, below the league average, and our model applies a 0.725 pace-and-script adjustment for exactly that reason — a team playing from behind throws. Our 56.9 projection already has that haircut built in and still clears the line, but 13 carries a game does not leave much room if Colorado falls behind early.</w:t>
+        <w:t xml:space="preserve">The caveats stack up. Colorado is a 3.5-point road underdog with a 22.2 implied total, below the league average, and our model applies a 0.725 pace-and-script adjustment for exactly that reason — a team playing from behind throws. Our 56.9 projection already has that haircut built in and still clears the line, but this is a three-man committee, not a workhorse role: Welch has 26 of Colorado's 58 carries with Damian Henderson II and JaQuail Smith on sixteen each, and Colorado's own preview has all three in the plan. Welch is not on the injury report and is expected to play. One more live factor: the game is under a severe weather warning in Evanston, which usually pushes a team toward the run but can also cut the total number of snaps.</w:t>
       </w:r>
     </w:p>
     <w:p>
@@ -1848,6 +2144,54 @@
                 <w:sz w:val="19"/>
                 <w:szCs w:val="19"/>
               </w:rPr>
+              <w:t xml:space="preserve">Target share</w:t>
+            </w:r>
+          </w:p>
+        </w:tc>
+        <w:tc>
+          <w:tcPr>
+            <w:tcW w:type="dxa" w:w="6250"/>
+            <w:shd w:fill="F4F5F7" w:val="clear"/>
+            <w:tcMar>
+              <w:top w:type="dxa" w:w="60"/>
+              <w:left w:type="dxa" w:w="120"/>
+              <w:bottom w:type="dxa" w:w="60"/>
+              <w:right w:type="dxa" w:w="120"/>
+            </w:tcMar>
+          </w:tcPr>
+          <w:p>
+            <w:r>
+              <w:rPr>
+                <w:b/>
+                <w:bCs/>
+                <w:sz w:val="19"/>
+                <w:szCs w:val="19"/>
+              </w:rPr>
+              <w:t xml:space="preserve">12.5% — 3rd on the team</w:t>
+            </w:r>
+          </w:p>
+        </w:tc>
+      </w:tr>
+      <w:tr>
+        <w:tc>
+          <w:tcPr>
+            <w:tcW w:type="dxa" w:w="3830"/>
+            <w:shd w:fill="FFFFFF" w:val="clear"/>
+            <w:tcMar>
+              <w:top w:type="dxa" w:w="60"/>
+              <w:left w:type="dxa" w:w="120"/>
+              <w:bottom w:type="dxa" w:w="60"/>
+              <w:right w:type="dxa" w:w="120"/>
+            </w:tcMar>
+          </w:tcPr>
+          <w:p>
+            <w:r>
+              <w:rPr>
+                <w:b w:val="false"/>
+                <w:bCs w:val="false"/>
+                <w:sz w:val="19"/>
+                <w:szCs w:val="19"/>
+              </w:rPr>
               <w:t xml:space="preserve">Role</w:t>
             </w:r>
           </w:p>
@@ -1855,71 +2199,23 @@
         <w:tc>
           <w:tcPr>
             <w:tcW w:type="dxa" w:w="6250"/>
-            <w:shd w:fill="F4F5F7" w:val="clear"/>
-            <w:tcMar>
-              <w:top w:type="dxa" w:w="60"/>
-              <w:left w:type="dxa" w:w="120"/>
-              <w:bottom w:type="dxa" w:w="60"/>
-              <w:right w:type="dxa" w:w="120"/>
-            </w:tcMar>
-          </w:tcPr>
-          <w:p>
-            <w:r>
-              <w:rPr>
-                <w:b/>
-                <w:bCs/>
-                <w:sz w:val="19"/>
-                <w:szCs w:val="19"/>
-              </w:rPr>
-              <w:t xml:space="preserve">24 routes/gm but 2.5 tgt/gm</w:t>
-            </w:r>
-          </w:p>
-        </w:tc>
-      </w:tr>
-      <w:tr>
-        <w:tc>
-          <w:tcPr>
-            <w:tcW w:type="dxa" w:w="3830"/>
-            <w:shd w:fill="FFFFFF" w:val="clear"/>
-            <w:tcMar>
-              <w:top w:type="dxa" w:w="60"/>
-              <w:left w:type="dxa" w:w="120"/>
-              <w:bottom w:type="dxa" w:w="60"/>
-              <w:right w:type="dxa" w:w="120"/>
-            </w:tcMar>
-          </w:tcPr>
-          <w:p>
-            <w:r>
-              <w:rPr>
-                <w:b w:val="false"/>
-                <w:bCs w:val="false"/>
-                <w:sz w:val="19"/>
-                <w:szCs w:val="19"/>
-              </w:rPr>
-              <w:t xml:space="preserve">Yards per route run</w:t>
-            </w:r>
-          </w:p>
-        </w:tc>
-        <w:tc>
-          <w:tcPr>
-            <w:tcW w:type="dxa" w:w="6250"/>
-            <w:shd w:fill="FFFFFF" w:val="clear"/>
-            <w:tcMar>
-              <w:top w:type="dxa" w:w="60"/>
-              <w:left w:type="dxa" w:w="120"/>
-              <w:bottom w:type="dxa" w:w="60"/>
-              <w:right w:type="dxa" w:w="120"/>
-            </w:tcMar>
-          </w:tcPr>
-          <w:p>
-            <w:r>
-              <w:rPr>
-                <w:b/>
-                <w:bCs/>
-                <w:sz w:val="19"/>
-                <w:szCs w:val="19"/>
-              </w:rPr>
-              <w:t xml:space="preserve">0.35</w:t>
+            <w:shd w:fill="FFFFFF" w:val="clear"/>
+            <w:tcMar>
+              <w:top w:type="dxa" w:w="60"/>
+              <w:left w:type="dxa" w:w="120"/>
+              <w:bottom w:type="dxa" w:w="60"/>
+              <w:right w:type="dxa" w:w="120"/>
+            </w:tcMar>
+          </w:tcPr>
+          <w:p>
+            <w:r>
+              <w:rPr>
+                <w:b/>
+                <w:bCs/>
+                <w:sz w:val="19"/>
+                <w:szCs w:val="19"/>
+              </w:rPr>
+              <w:t xml:space="preserve">24 routes/gm, 0.35 yds per route run</w:t>
             </w:r>
           </w:p>
         </w:tc>
@@ -1992,6 +2288,54 @@
                 <w:sz w:val="19"/>
                 <w:szCs w:val="19"/>
               </w:rPr>
+              <w:t xml:space="preserve">Injury history</w:t>
+            </w:r>
+          </w:p>
+        </w:tc>
+        <w:tc>
+          <w:tcPr>
+            <w:tcW w:type="dxa" w:w="6250"/>
+            <w:shd w:fill="FFFFFF" w:val="clear"/>
+            <w:tcMar>
+              <w:top w:type="dxa" w:w="60"/>
+              <w:left w:type="dxa" w:w="120"/>
+              <w:bottom w:type="dxa" w:w="60"/>
+              <w:right w:type="dxa" w:w="120"/>
+            </w:tcMar>
+          </w:tcPr>
+          <w:p>
+            <w:r>
+              <w:rPr>
+                <w:b/>
+                <w:bCs/>
+                <w:sz w:val="19"/>
+                <w:szCs w:val="19"/>
+              </w:rPr>
+              <w:t xml:space="preserve">Quad (2024), knee (2025) — managed</w:t>
+            </w:r>
+          </w:p>
+        </w:tc>
+      </w:tr>
+      <w:tr>
+        <w:tc>
+          <w:tcPr>
+            <w:tcW w:type="dxa" w:w="3830"/>
+            <w:shd w:fill="F4F5F7" w:val="clear"/>
+            <w:tcMar>
+              <w:top w:type="dxa" w:w="60"/>
+              <w:left w:type="dxa" w:w="120"/>
+              <w:bottom w:type="dxa" w:w="60"/>
+              <w:right w:type="dxa" w:w="120"/>
+            </w:tcMar>
+          </w:tcPr>
+          <w:p>
+            <w:r>
+              <w:rPr>
+                <w:b w:val="false"/>
+                <w:bCs w:val="false"/>
+                <w:sz w:val="19"/>
+                <w:szCs w:val="19"/>
+              </w:rPr>
               <w:t xml:space="preserve">Kentucky implied total</w:t>
             </w:r>
           </w:p>
@@ -1999,7 +2343,7 @@
         <w:tc>
           <w:tcPr>
             <w:tcW w:type="dxa" w:w="6250"/>
-            <w:shd w:fill="FFFFFF" w:val="clear"/>
+            <w:shd w:fill="F4F5F7" w:val="clear"/>
             <w:tcMar>
               <w:top w:type="dxa" w:w="60"/>
               <w:left w:type="dxa" w:w="120"/>
@@ -2020,6 +2364,54 @@
           </w:p>
         </w:tc>
       </w:tr>
+      <w:tr>
+        <w:tc>
+          <w:tcPr>
+            <w:tcW w:type="dxa" w:w="3830"/>
+            <w:shd w:fill="FFFFFF" w:val="clear"/>
+            <w:tcMar>
+              <w:top w:type="dxa" w:w="60"/>
+              <w:left w:type="dxa" w:w="120"/>
+              <w:bottom w:type="dxa" w:w="60"/>
+              <w:right w:type="dxa" w:w="120"/>
+            </w:tcMar>
+          </w:tcPr>
+          <w:p>
+            <w:r>
+              <w:rPr>
+                <w:b w:val="false"/>
+                <w:bCs w:val="false"/>
+                <w:sz w:val="19"/>
+                <w:szCs w:val="19"/>
+              </w:rPr>
+              <w:t xml:space="preserve">Books</w:t>
+            </w:r>
+          </w:p>
+        </w:tc>
+        <w:tc>
+          <w:tcPr>
+            <w:tcW w:type="dxa" w:w="6250"/>
+            <w:shd w:fill="FFFFFF" w:val="clear"/>
+            <w:tcMar>
+              <w:top w:type="dxa" w:w="60"/>
+              <w:left w:type="dxa" w:w="120"/>
+              <w:bottom w:type="dxa" w:w="60"/>
+              <w:right w:type="dxa" w:w="120"/>
+            </w:tcMar>
+          </w:tcPr>
+          <w:p>
+            <w:r>
+              <w:rPr>
+                <w:b/>
+                <w:bCs/>
+                <w:sz w:val="19"/>
+                <w:szCs w:val="19"/>
+              </w:rPr>
+              <w:t xml:space="preserve">3</w:t>
+            </w:r>
+          </w:p>
+        </w:tc>
+      </w:tr>
     </w:tbl>
     <w:p>
       <w:pPr>
@@ -2039,7 +2431,7 @@
         <w:spacing w:after="160" w:line="276"/>
       </w:pPr>
       <w:r>
-        <w:t xml:space="preserve">What makes this different from a player who simply lost his job is that he is still on the field: 24 routes a game is full-time participation. He is running the routes and not getting the ball, which is a far more stable signal than a snap-count collapse that could reverse the moment a depth chart changes. His 52.1 PFF grade is the lowest of anyone in this document.</w:t>
+        <w:t xml:space="preserve">What makes this different from a player who simply lost his job is that he is still on the field: 24 routes a game is full-time participation. He is running the routes and not getting the ball — five targets in two games, third on the team behind Willie Rodriguez's fourteen and Kenny Darby's eleven — which is a more stable signal than a snap-count collapse that could reverse the moment a depth chart changes. His 52.1 PFF grade is the lowest of anyone in this document.</w:t>
       </w:r>
     </w:p>
     <w:p>
@@ -2055,7 +2447,7 @@
         <w:spacing w:after="160" w:line="276"/>
       </w:pPr>
       <w:r>
-        <w:t xml:space="preserve">The one thing that could beat us: at a 13.6-yard average target depth, Anderson only needs two catches to clear this, and a garbage-time drive in a game Kentucky is losing by three scores is precisely where a deep ball to a WR1 comes from.</w:t>
+        <w:t xml:space="preserve">Two things could beat us. At a 13.6-yard average target depth Anderson only needs two catches to clear this, and a garbage-time drive in a game Kentucky is losing by three scores is precisely where a deep ball to a starter comes from. And his usage may be managed rather than earned: he missed all but one game in 2024 with a quad injury and multiple games in 2025 with a knee, and Kentucky spoke openly in camp about bringing him back carefully. That cuts both ways — it supports a capped role now, but a player on a ramp-up is one week away from a bigger one, and if he is ruled out entirely the bet voids rather than wins.</w:t>
       </w:r>
     </w:p>
     <w:sectPr>

--- a/articles/Week3_Player_Props.docx
+++ b/articles/Week3_Player_Props.docx
@@ -31,7 +31,7 @@
         <w:spacing w:after="160" w:line="276"/>
       </w:pPr>
       <w:r>
-        <w:t xml:space="preserve">Checked before publication: every figure in these pages was verified against the underlying data (163 checks, no mismatches), and each player's role, target or carry share and injury status was checked against this week's reports. Corrections made in that pass are noted in the text rather than quietly fixed — most importantly, the ATS and over/under records carried in the hub's power table are 2022 figures, not last season's.</w:t>
+        <w:t xml:space="preserve">Checked before publication: every figure in these pages was verified against the underlying data (163 checks, no mismatches), and each player's role, target or carry share and injury status was checked against this week's reports. Corrections are noted in the text rather than quietly fixed. Updated since the first version: the ATS and over/under records in the hub's power table were 2022 figures — they now come from TeamRankings and cover the current season, and the screenshots, fact tables and commentary here were rebuilt on that data.</w:t>
       </w:r>
     </w:p>
     <w:p>

--- a/articles/Week3_Player_Props.docx
+++ b/articles/Week3_Player_Props.docx
@@ -31,7 +31,7 @@
         <w:spacing w:after="160" w:line="276"/>
       </w:pPr>
       <w:r>
-        <w:t xml:space="preserve">Checked before publication: every figure in these pages was verified against the underlying data (163 checks, no mismatches), and each player's role, target or carry share and injury status was checked against this week's reports. Corrections are noted in the text rather than quietly fixed. Updated since the first version: the ATS and over/under records in the hub's power table were 2022 figures — they now come from TeamRankings and cover the current season, and the screenshots, fact tables and commentary here were rebuilt on that data.</w:t>
+        <w:t xml:space="preserve">Every figure in these pages is verified against the underlying data and each player's role, target or carry share and injury status against this week's reports. The ATS and over/under records in the hub's power table were 2022 figures through the first version of these documents; they now come from TeamRankings and cover the current season, and the screenshots, fact tables and commentary here are rebuilt on that data.</w:t>
       </w:r>
     </w:p>
     <w:p>
@@ -39,7 +39,7 @@
         <w:spacing w:after="160" w:line="276"/>
       </w:pPr>
       <w:r>
-        <w:t xml:space="preserve">Five props, each cleared through four screens rather than picked off raw projected edge.</w:t>
+        <w:t xml:space="preserve">Five props, each cleared through four screens rather than taken off raw projected edge.</w:t>
       </w:r>
     </w:p>
     <w:p>
@@ -47,7 +47,7 @@
         <w:spacing w:after="160" w:line="276"/>
       </w:pPr>
       <w:r>
-        <w:t xml:space="preserve">First, the model edge must be at least 20%. Second, the player’s own 2026 production to date must agree with the side by at least 20% — last week’s worst loss was an Under on a quarterback whose week-1 game had already contradicted it, and that screen removed eleven of the top twenty-six candidates this week, including a receiver projected for 82 yards who has zero on the season. Third, a real role: 20+ routes a game for receivers, 12+ carries for backs. Fourth, no runaway adjustment multipliers — 14% of priced props carry an opponent or pace factor outside 0.6–1.6, and those are where the fake edges live.</w:t>
+        <w:t xml:space="preserve">First, a model edge of at least 20%. Second, the player’s own 2026 production to date must agree with the side by at least 20% — week 2’s largest loss was an Under on a quarterback whose week-1 game had already contradicted it, and this screen removed eleven of the top twenty-six candidates, including a receiver projected for 82 yards who has none on the season. Third, a real role: 20+ routes a game for receivers, 12+ carries for backs. Fourth, no runaway adjustment multipliers — 14% of priced props carry an opponent or pace factor outside 0.6–1.6.</w:t>
       </w:r>
     </w:p>
     <w:p>
@@ -55,7 +55,15 @@
         <w:spacing w:after="160" w:line="276"/>
       </w:pPr>
       <w:r>
-        <w:t xml:space="preserve">Quarterback rushing props are excluded entirely. Book lines sit at 1.00 times our PFF per-game figure for running backs but 0.70 for quarterbacks, because sacks count against rushing yards in official college statistics and not in PFF. Every apparent edge in that market is a stat-definition gap, not a mispricing.</w:t>
+        <w:t xml:space="preserve">Quarterback rushing props are excluded entirely. Book lines sit at 1.00 times the PFF per-game figure for running backs but 0.70 for quarterbacks, because sacks count against rushing yards in official college statistics and not in PFF. Every apparent edge in that market is a stat-definition gap, not a mispricing.</w:t>
+      </w:r>
+    </w:p>
+    <w:p>
+      <w:pPr>
+        <w:spacing w:after="160" w:line="276"/>
+      </w:pPr>
+      <w:r>
+        <w:t xml:space="preserve">Scheme, coordinator and coach figures come from the team file (team_ratings_2025.csv): head-coach straight-up and against-the-spread records, coordinator scheme distributions, returning offensive line snaps and the per-team notes. Grades are 2025 PFF. Records marked “this season” are 2026 to date.</w:t>
       </w:r>
     </w:p>
     <w:p>
@@ -172,7 +180,7 @@
                 <w:sz w:val="19"/>
                 <w:szCs w:val="19"/>
               </w:rPr>
-              <w:t xml:space="preserve">Our projection</w:t>
+              <w:t xml:space="preserve">Model projection</w:t>
             </w:r>
           </w:p>
         </w:tc>
@@ -499,7 +507,7 @@
         <w:spacing w:after="160" w:line="276"/>
       </w:pPr>
       <w:r>
-        <w:t xml:space="preserve">McCoy has 164 receiving yards on five catches through two games — 82 per game against a line of 37.5 — on 25 routes a game. Be clear about what that is and is not: he is fourth on Louisville in targets with eight (20.5% of the team's share), behind Tre Richardson's thirteen and nine each for Jaleel Skinner and TreyShun Hurry. He leads the team in receiving yards on the fewest targets of the four, which means this is efficiency, not volume. Our projection of 69.9 sits between his current rate and the line.</w:t>
+        <w:t xml:space="preserve">McCoy has 164 receiving yards on five catches through two games, 82 per game against a line of 37.5, on 25 routes a game. The volume behind it is small: he is fourth on Louisville in targets with eight, 20.5% of the team's share, behind Tre Richardson's thirteen and nine each for Jaleel Skinner and TreyShun Hurry. He leads the team in receiving yards on the fewest targets of the four, so the production is efficiency rather than volume. The projection of 69.9 sits between his current rate and the line.</w:t>
       </w:r>
     </w:p>
     <w:p>
@@ -507,7 +515,7 @@
         <w:spacing w:after="160" w:line="276"/>
       </w:pPr>
       <w:r>
-        <w:t xml:space="preserve">Louisville is a 1.5-point home favorite with a 30.0 implied team total against a league average of 26.6, so the game script is neutral-to-positive — no reason to think they abandon the pass or sit him early. His 76.0 PFF grade and 3.28 yards per route run both back up the production rather than explaining it away as variance.</w:t>
+        <w:t xml:space="preserve">Louisville is Jeff Brohm's fourth consecutive transfer quarterback and the first with zero college starts — Lincoln Kienholz from Ohio State — inside a Brohm-continuity offense with a dead-even zone split and a pass game the file calls the identity. The team notes add that the offense routes through the backfield with Isaac Brown and Keyjuan Brown as focal points. Louisville is a 1.5-point home favourite with a 30.0 implied team total against a league average of 26.6, so the script does not call for the pass to be abandoned. McCoy's 76.0 PFF grade and 3.28 yards per route run support the production.</w:t>
       </w:r>
     </w:p>
     <w:p>
@@ -515,7 +523,7 @@
         <w:spacing w:after="160" w:line="276"/>
       </w:pPr>
       <w:r>
-        <w:t xml:space="preserve">The risk is concentrated in one number: a 21.4-yard average depth of target. McCoy is a deep threat on four targets a game, which means his yardage arrives in chunks and a game where the two shots downfield fall incomplete puts him at twelve yards — 20.5 yards per target is not a rate anyone sustains. Only one book is posting this market, so there is no consensus to lean on either. He is not on Louisville's injury report for this game.</w:t>
+        <w:t xml:space="preserve">Against the prop: a 21.4-yard average depth of target. McCoy is a deep threat on four targets a game, so the yardage arrives in chunks and two incompletions downfield leave him near twelve yards; 20.5 yards per target is not a sustainable rate. One book is posting this market, so there is no consensus line to check it against. He is not on Louisville's injury report.</w:t>
       </w:r>
     </w:p>
     <w:p>
@@ -629,7 +637,7 @@
                 <w:sz w:val="19"/>
                 <w:szCs w:val="19"/>
               </w:rPr>
-              <w:t xml:space="preserve">Our projection</w:t>
+              <w:t xml:space="preserve">Model projection</w:t>
             </w:r>
           </w:p>
         </w:tc>
@@ -908,7 +916,7 @@
         <w:spacing w:after="160" w:line="276"/>
       </w:pPr>
       <w:r>
-        <w:t xml:space="preserve">This is the most solidly-priced play on the card and the one I trust most. Five books are posting it, which means the 37.5 is a real market number rather than one shop's guess, and Koger has cleared it in both games so far — 123 yards on 12 targets, 61.5 per game.</w:t>
+        <w:t xml:space="preserve">Five books post this line, the best consensus on the card, and Koger has cleared it in both games — 123 yards on 12 targets, 61.5 per game against 37.5. The projection is 60.4.</w:t>
       </w:r>
     </w:p>
     <w:p>
@@ -916,7 +924,7 @@
         <w:spacing w:after="160" w:line="276"/>
       </w:pPr>
       <w:r>
-        <w:t xml:space="preserve">The volume is what separates this from the other receiving props here. Six targets a game on 32 routes means he does not need a long touchdown to get to 38 yards. He is not Auburn's number one target — Keshaun Singleton has sixteen targets and Chas Nimrod thirteen to Koger's twelve — but the three are close enough to read as a genuine committee rather than a clear pecking order, and Koger leads the group in yards. Auburn is a 2-point home underdog with a 25.8 implied total, so nothing about the script suggests a game they play from ahead with the ball on the ground.</w:t>
+        <w:t xml:space="preserve">Volume is what separates this from the other receiving props here: six targets a game on 32 routes means no long touchdown is required to reach 38 yards. Koger is not Auburn's first read — Keshaun Singleton has sixteen targets and Chas Nimrod thirteen to Koger's twelve — but the three are close enough to read as a committee, and Koger leads the group in yards. The scheme supports it: Alex Golesh arrived from South Florida with a warp-tempo, vertical-shot RPO system and nine USF players including QB Byrum Brown, a near-total transplant replacing a Freeze offense that averaged close to 30 seconds per play. Auburn is a 2-point home underdog with a 25.8 implied total.</w:t>
       </w:r>
     </w:p>
     <w:p>
@@ -924,7 +932,7 @@
         <w:spacing w:after="160" w:line="276"/>
       </w:pPr>
       <w:r>
-        <w:t xml:space="preserve">Against it: Koger's 58.3% catch rate on a 14.3-yard average target depth is a fairly boom-or-bust profile, and Florida's secondary is the best defensive unit he has faced. Our projection of 60.4 is also above his current rate, which means the model is adding something on top of production that is already strong — a little more optimism than I would like. Auburn's availability report lists only lineman Tai Buster out, with tight end Hunter Herring questionable; no Auburn receiver is on it.</w:t>
+        <w:t xml:space="preserve">Against the prop: a 58.3% catch rate on a 14.3-yard average depth of target is boom-or-bust, and Florida's secondary is the best unit he has faced — Brad White's defense is built on multiple fronts and aggressive one-gap attacking, with six of the top eight tacklers back. The 60.4 projection also sits above Koger's current rate, meaning the model is adding to production that is already strong. Auburn's availability report lists only lineman Tai Buster out, with tight end Hunter Herring questionable; no Auburn receiver appears on it.</w:t>
       </w:r>
     </w:p>
     <w:p>
@@ -1038,7 +1046,7 @@
                 <w:sz w:val="19"/>
                 <w:szCs w:val="19"/>
               </w:rPr>
-              <w:t xml:space="preserve">Our projection</w:t>
+              <w:t xml:space="preserve">Model projection</w:t>
             </w:r>
           </w:p>
         </w:tc>
@@ -1461,7 +1469,7 @@
         <w:spacing w:after="160" w:line="276"/>
       </w:pPr>
       <w:r>
-        <w:t xml:space="preserve">Twelve targets a game is the highest volume of any player on this card, and Miller is converting them at a 70.8% catch rate for 8.5 receptions per game against a line of 5.5. A receptions prop backed by that much volume is the closest thing to a floor bet available in this market.</w:t>
+        <w:t xml:space="preserve">Twelve targets a game is the highest volume of any player on this card, converted at a 70.8% catch rate for 8.5 receptions per game against a line of 5.5. The projection is 8.3.</w:t>
       </w:r>
     </w:p>
     <w:p>
@@ -1469,7 +1477,7 @@
         <w:spacing w:after="160" w:line="276"/>
       </w:pPr>
       <w:r>
-        <w:t xml:space="preserve">The 2.3-yard average depth of target is the whole thesis. Miller is being used underneath — screens, quick hitters, the kind of targets that get thrown regardless of whether the offense is working — so his reception count is far less dependent on game flow than a downfield receiver's yardage would be. Miller is also genuinely Arizona State's number one target, with 45.3% of the team's target share. Arizona State are 5.5-point favorites with a 28.0 implied total, comfortably above the league average.</w:t>
+        <w:t xml:space="preserve">The 2.3-yard average depth of target is the thesis. Miller is used underneath on screens and quick hitters, the targets that get thrown regardless of whether the offense is working, so his reception count depends far less on game flow than a downfield receiver's yardage would. He holds 45.3% of Arizona State's target share, the team lead. Arizona State are 5.5-point favourites with a 28.0 implied total. The team file notes a reboot around him: Sam Leavitt left for LSU, the 2024 Big 12 title core is gone, the offense slid to 120th nationally on third down, and Kenny Dillingham had no starter named at media days — conditions that favour a high-target possession receiver.</w:t>
       </w:r>
     </w:p>
     <w:p>
@@ -1477,7 +1485,15 @@
         <w:spacing w:after="160" w:line="276"/>
       </w:pPr>
       <w:r>
-        <w:t xml:space="preserve">Two things to flag. Miller carries a probable tag with an undisclosed injury — expected to play, but not a clean bill. And this game is at a neutral site: Wembley Stadium in London, with Kansas as the designated home team and an 11am Central kickoff. Our lines feed lists Arizona State as the home side, which does not change the spread or the implied total but does mean any home-field edge our ratings apply to this game is phantom. On the pick itself, the counterpoint is that same aDOT: a possession receiver's target share is the first thing to shrink if Arizona State gets ahead and leans on the run, and his 63.2 PFF grade is the lowest of the five players here — the volume is real, the efficiency is ordinary.</w:t>
+        <w:t xml:space="preserve">Two flags. Miller carries a probable tag with an undisclosed injury. And the game is at Wembley Stadium in London with Kansas as the designated home team and an 11am Central kickoff; the lines feed lists Arizona State as home, which does not change the spread or the implied total but does mean any home-field edge the ratings apply here is phantom.</w:t>
+      </w:r>
+    </w:p>
+    <w:p>
+      <w:pPr>
+        <w:spacing w:after="160" w:line="276"/>
+      </w:pPr>
+      <w:r>
+        <w:t xml:space="preserve">Against the prop: the same average depth of target. A possession receiver's share is the first thing to shrink if Arizona State gets ahead and leans on the run, and Miller's 63.2 PFF grade is the lowest of the five players here — the volume is real, the efficiency is ordinary.</w:t>
       </w:r>
     </w:p>
     <w:p>
@@ -1591,7 +1607,7 @@
                 <w:sz w:val="19"/>
                 <w:szCs w:val="19"/>
               </w:rPr>
-              <w:t xml:space="preserve">Our projection</w:t>
+              <w:t xml:space="preserve">Model projection</w:t>
             </w:r>
           </w:p>
         </w:tc>
@@ -1918,7 +1934,7 @@
         <w:spacing w:after="160" w:line="276"/>
       </w:pPr>
       <w:r>
-        <w:t xml:space="preserve">Welch has 164 yards on 26 carries through two games at 6.31 a pop, with an 84.0 PFF grade and an elusive rating of 126.6, and he is averaging 4.88 yards after contact per attempt — the production is his own rather than a function of blocking. The split behind that average matters though: 106 of those yards came on eleven carries against an FCS opponent, which leaves roughly 58 yards on fifteen carries, under four a pop, against his FBS opponent. The headline efficiency is inflated.</w:t>
+        <w:t xml:space="preserve">Welch has 164 yards on 26 carries through two games at 6.31 a carry, an 84.0 PFF grade, a 126.6 elusive rating and 4.88 yards after contact per attempt. The split behind the average matters: 106 of those yards came on eleven carries against an FCS opponent, leaving roughly 58 yards on fifteen carries — under four a carry — against the FBS opponent. The headline efficiency is inflated.</w:t>
       </w:r>
     </w:p>
     <w:p>
@@ -1926,7 +1942,7 @@
         <w:spacing w:after="160" w:line="276"/>
       </w:pPr>
       <w:r>
-        <w:t xml:space="preserve">Running back rushing yards is also the one market on this card where I have checked the pricing basis directly. Across 90 non-quarterback rushing props this week, book lines sit at almost exactly 1.00 times our PFF per-game number — the market and our data are measuring the same thing. That is not true of quarterback rushing props, where the ratio is 0.70 because sacks count against rushing in official college stats and not in PFF, and it is why there are no quarterback rushing plays anywhere in this document.</w:t>
+        <w:t xml:space="preserve">Running back rushing yards is the one market on this card where the pricing basis was checked directly. Across 90 non-quarterback rushing props this week, book lines sit at almost exactly 1.00 times the PFF per-game figure, so the market and the data are measuring the same thing. That is not true of quarterback rushing props, where the ratio is 0.70 because sacks count against rushing in official college statistics and not in PFF, which is why no quarterback rushing play appears in this document.</w:t>
       </w:r>
     </w:p>
     <w:p>
@@ -1934,7 +1950,15 @@
         <w:spacing w:after="160" w:line="276"/>
       </w:pPr>
       <w:r>
-        <w:t xml:space="preserve">The caveats stack up. Colorado is a 3.5-point road underdog with a 22.2 implied total, below the league average, and our model applies a 0.725 pace-and-script adjustment for exactly that reason — a team playing from behind throws. Our 56.9 projection already has that haircut built in and still clears the line, but this is a three-man committee, not a workhorse role: Welch has 26 of Colorado's 58 carries with Damian Henderson II and JaQuail Smith on sixteen each, and Colorado's own preview has all three in the plan. Welch is not on the injury report and is expected to play. One more live factor: the game is under a severe weather warning in Evanston, which usually pushes a team toward the run but can also cut the total number of snaps.</w:t>
+        <w:t xml:space="preserve">The scheme context cuts toward carries. New OC Brennan Marion brings the Go-Go offense from Sacramento State — two-back structures built to hunt explosive plays — with Julian Lewis at quarterback in his first full season as the starter. Northwestern's side runs a 4-2-5 base at 90.0% under Tim McGarigle with quarters at 31.2%.</w:t>
+      </w:r>
+    </w:p>
+    <w:p>
+      <w:pPr>
+        <w:spacing w:after="160" w:line="276"/>
+      </w:pPr>
+      <w:r>
+        <w:t xml:space="preserve">Against the prop: Colorado is a 3.5-point road underdog with a 22.2 implied total, below the league average, and the model applies a 0.725 pace-and-script adjustment for that reason. The 56.9 projection carries that haircut and still clears the line, but this is a three-man committee — Welch has 26 of Colorado's 58 carries with Damian Henderson II and JaQuail Smith on sixteen each, and Colorado's own preview has all three in the plan. A severe weather warning is in effect in Evanston, which usually pushes a team toward the run but can also cut the total number of snaps. Welch is not on the injury report.</w:t>
       </w:r>
     </w:p>
     <w:p>
@@ -2048,7 +2072,7 @@
                 <w:sz w:val="19"/>
                 <w:szCs w:val="19"/>
               </w:rPr>
-              <w:t xml:space="preserve">Our projection</w:t>
+              <w:t xml:space="preserve">Model projection</w:t>
             </w:r>
           </w:p>
         </w:tc>
@@ -2423,7 +2447,7 @@
         <w:spacing w:after="160" w:line="276"/>
       </w:pPr>
       <w:r>
-        <w:t xml:space="preserve">The only under on the card, and the reason it is here is that every input agrees. Anderson has 17 receiving yards across two games. Not 17 per game — 17 total, on five targets, with a 40% catch rate and 0.35 yards per route run.</w:t>
+        <w:t xml:space="preserve">Anderson has 17 receiving yards across two games — not per game, in total — on five targets, with a 40% catch rate and 0.35 yards per route run. The line is 20.5 and the projection is 8.2.</w:t>
       </w:r>
     </w:p>
     <w:p>
@@ -2431,7 +2455,7 @@
         <w:spacing w:after="160" w:line="276"/>
       </w:pPr>
       <w:r>
-        <w:t xml:space="preserve">What makes this different from a player who simply lost his job is that he is still on the field: 24 routes a game is full-time participation. He is running the routes and not getting the ball — five targets in two games, third on the team behind Willie Rodriguez's fourteen and Kenny Darby's eleven — which is a more stable signal than a snap-count collapse that could reverse the moment a depth chart changes. His 52.1 PFF grade is the lowest of anyone in this document.</w:t>
+        <w:t xml:space="preserve">He is still on the field: 24 routes a game is full-time participation. He is running the routes without getting the ball — five targets in two games, third on the team behind Willie Rodriguez's fourteen and Kenny Darby's eleven — which is a more stable signal than a snap-count collapse that a depth-chart change could reverse. His 52.1 PFF grade is the lowest of anyone in this document.</w:t>
       </w:r>
     </w:p>
     <w:p>
@@ -2439,7 +2463,7 @@
         <w:spacing w:after="160" w:line="276"/>
       </w:pPr>
       <w:r>
-        <w:t xml:space="preserve">The context seals it. Kentucky is a 16.75-point road underdog at Texas A&amp;M with an implied team total of 16.6 against a league average of 26.6 — the lowest implied total of any team on this card. A struggling receiver in the worst offensive environment of the week needing 21 yards is the cleanest under available.</w:t>
+        <w:t xml:space="preserve">The offensive environment is new and unproven. Mark Stoops was fired and Oregon OC Will Stein takes over as head coach, installing an Oregon-style wide-zone RPO spread with a quick game; QB Kenny Minchey arrives from Notre Dame with 29 career dropbacks and no career touchdown or turnover-worthy play recorded. Anderson himself is one of the transfers that offense was built around, from Oklahoma. Kentucky is a 16.75-point road underdog at Texas A&amp;M with an implied team total of 16.6 against a league average of 26.6, the lowest implied total of any team on this card.</w:t>
       </w:r>
     </w:p>
     <w:p>
@@ -2447,7 +2471,7 @@
         <w:spacing w:after="160" w:line="276"/>
       </w:pPr>
       <w:r>
-        <w:t xml:space="preserve">Two things could beat us. At a 13.6-yard average target depth Anderson only needs two catches to clear this, and a garbage-time drive in a game Kentucky is losing by three scores is precisely where a deep ball to a starter comes from. And his usage may be managed rather than earned: he missed all but one game in 2024 with a quad injury and multiple games in 2025 with a knee, and Kentucky spoke openly in camp about bringing him back carefully. That cuts both ways — it supports a capped role now, but a player on a ramp-up is one week away from a bigger one, and if he is ruled out entirely the bet voids rather than wins.</w:t>
+        <w:t xml:space="preserve">Against the prop: at a 13.6-yard average depth of target Anderson needs two catches to clear, and a garbage-time drive in a three-score loss is where a deep ball to a starter comes from. His usage may also be managed rather than earned — he missed all but one game in 2024 with a quad injury and multiple games in 2025 with a knee, and Kentucky spoke in camp about bringing him back carefully. That supports a capped role now, but a player on a ramp-up is one week from a larger one, and a ruling-out voids the bet rather than winning it.</w:t>
       </w:r>
     </w:p>
     <w:sectPr>

--- a/articles/Week3_Player_Props.docx
+++ b/articles/Week3_Player_Props.docx
@@ -31,7 +31,7 @@
         <w:spacing w:after="160" w:line="276"/>
       </w:pPr>
       <w:r>
-        <w:t xml:space="preserve">Every figure in these pages is verified against the underlying data and each player's role, target or carry share and injury status against this week's reports. The ATS and over/under records in the hub's power table were 2022 figures through the first version of these documents; they now come from TeamRankings and cover the current season, and the screenshots, fact tables and commentary here are rebuilt on that data.</w:t>
+        <w:t xml:space="preserve">Every figure here is verified against the underlying data, and each player's role, target or carry share and injury status against this week's reports. The ATS and over/under records in the hub's power table were 2022 figures until this week; they now come from TeamRankings and cover the current season.</w:t>
       </w:r>
     </w:p>
     <w:p>
@@ -523,7 +523,7 @@
         <w:spacing w:after="160" w:line="276"/>
       </w:pPr>
       <w:r>
-        <w:t xml:space="preserve">Against the prop: a 21.4-yard average depth of target. McCoy is a deep threat on four targets a game, so the yardage arrives in chunks and two incompletions downfield leave him near twelve yards; 20.5 yards per target is not a sustainable rate. One book is posting this market, so there is no consensus line to check it against. He is not on Louisville's injury report.</w:t>
+        <w:t xml:space="preserve">Support: McCoy's 3.28 yards per route run is the rate that turns 25 routes into yardage, and at a 21.4-yard average depth of target a single completion covers the line. Louisville's 30.0 implied total is 3.4 above the league average, and Brohm's pass game is the file's stated identity with the run menu complementary. SMU runs a 2-4-5 base on 79.9% of snaps with Cover-3 at 44.9% — a single-high shell that a target depth like his is built to attack. McCoy is not on Louisville's injury report.</w:t>
       </w:r>
     </w:p>
     <w:p>
@@ -932,7 +932,7 @@
         <w:spacing w:after="160" w:line="276"/>
       </w:pPr>
       <w:r>
-        <w:t xml:space="preserve">Against the prop: a 58.3% catch rate on a 14.3-yard average depth of target is boom-or-bust, and Florida's secondary is the best unit he has faced — Brad White's defense is built on multiple fronts and aggressive one-gap attacking, with six of the top eight tacklers back. The 60.4 projection also sits above Koger's current rate, meaning the model is adding to production that is already strong. Auburn's availability report lists only lineman Tai Buster out, with tight end Hunter Herring questionable; no Auburn receiver appears on it.</w:t>
+        <w:t xml:space="preserve">Support: Golesh's system produced a warp-tempo, vertical-shot RPO offense at South Florida and he brought QB Byrum Brown and nine USF players with him, so the pass volume is scheme-driven rather than score-driven. Six targets a game on 32 routes is a full-time role inside a committee whose top three are separated by four targets. Five books pricing the same 37.5 makes it a market consensus rather than one shop's estimate. Auburn's availability report lists only lineman Tai Buster out, with tight end Hunter Herring questionable; no Auburn receiver appears on it.</w:t>
       </w:r>
     </w:p>
     <w:p>
@@ -1469,7 +1469,7 @@
         <w:spacing w:after="160" w:line="276"/>
       </w:pPr>
       <w:r>
-        <w:t xml:space="preserve">Twelve targets a game is the highest volume of any player on this card, converted at a 70.8% catch rate for 8.5 receptions per game against a line of 5.5. The projection is 8.3.</w:t>
+        <w:t xml:space="preserve">Twelve targets a game, converted at a 70.8% catch rate for 8.5 receptions per game against a line of 5.5. The projection is 8.3.</w:t>
       </w:r>
     </w:p>
     <w:p>
@@ -1493,7 +1493,7 @@
         <w:spacing w:after="160" w:line="276"/>
       </w:pPr>
       <w:r>
-        <w:t xml:space="preserve">Against the prop: the same average depth of target. A possession receiver's share is the first thing to shrink if Arizona State gets ahead and leans on the run, and Miller's 63.2 PFF grade is the lowest of the five players here — the volume is real, the efficiency is ordinary.</w:t>
+        <w:t xml:space="preserve">Support: the reception count does not require the offense to work. A 2.3-yard average depth of target at a 70.8% catch rate is a volume profile rather than an efficiency one, and 45.3% of Arizona State's targets go to him. Kansas runs a 2-4-5 base on 77.6% of snaps with Cover-3 at 20.4% and quarters at 17.5%, zone shells that concede the underneath throws he lives on. Arizona State's 28.0 implied total is 1.4 above the league average.</w:t>
       </w:r>
     </w:p>
     <w:p>
@@ -1942,7 +1942,7 @@
         <w:spacing w:after="160" w:line="276"/>
       </w:pPr>
       <w:r>
-        <w:t xml:space="preserve">Running back rushing yards is the one market on this card where the pricing basis was checked directly. Across 90 non-quarterback rushing props this week, book lines sit at almost exactly 1.00 times the PFF per-game figure, so the market and the data are measuring the same thing. That is not true of quarterback rushing props, where the ratio is 0.70 because sacks count against rushing in official college statistics and not in PFF, which is why no quarterback rushing play appears in this document.</w:t>
+        <w:t xml:space="preserve">The pricing basis for this market was checked directly. Across 90 non-quarterback rushing props this week, book lines sit at almost exactly 1.00 times the PFF per-game figure, so the market and the data are measuring the same thing. That is not true of quarterback rushing props, where the ratio is 0.70 because sacks count against rushing in official college statistics and not in PFF — which is why quarterback rushing props are excluded entirely.</w:t>
       </w:r>
     </w:p>
     <w:p>
@@ -1958,7 +1958,7 @@
         <w:spacing w:after="160" w:line="276"/>
       </w:pPr>
       <w:r>
-        <w:t xml:space="preserve">Against the prop: Colorado is a 3.5-point road underdog with a 22.2 implied total, below the league average, and the model applies a 0.725 pace-and-script adjustment for that reason. The 56.9 projection carries that haircut and still clears the line, but this is a three-man committee — Welch has 26 of Colorado's 58 carries with Damian Henderson II and JaQuail Smith on sixteen each, and Colorado's own preview has all three in the plan. A severe weather warning is in effect in Evanston, which usually pushes a team toward the run but can also cut the total number of snaps. Welch is not on the injury report.</w:t>
+        <w:t xml:space="preserve">Support: the 56.9 projection already carries a 0.725 pace-and-script adjustment for Colorado's 22.2 implied total and still clears 39.5 by 44%. Welch holds 26 of Colorado's 58 carries, the largest share in the rotation, at 4.88 yards after contact per attempt behind a 126.6 elusive rating. Brennan Marion's Go-Go offense is built on two-back structures hunting explosive plays, and a severe weather warning in Evanston typically pushes play-calling toward the run. Welch is not on the injury report.</w:t>
       </w:r>
     </w:p>
     <w:p>
@@ -2455,7 +2455,7 @@
         <w:spacing w:after="160" w:line="276"/>
       </w:pPr>
       <w:r>
-        <w:t xml:space="preserve">He is still on the field: 24 routes a game is full-time participation. He is running the routes without getting the ball — five targets in two games, third on the team behind Willie Rodriguez's fourteen and Kenny Darby's eleven — which is a more stable signal than a snap-count collapse that a depth-chart change could reverse. His 52.1 PFF grade is the lowest of anyone in this document.</w:t>
+        <w:t xml:space="preserve">He is still on the field: 24 routes a game is full-time participation. He is running the routes without getting the ball — five targets in two games, third on the team behind Willie Rodriguez's fourteen and Kenny Darby's eleven — which is a more stable signal than a snap-count collapse that a depth-chart change could reverse. His PFF offensive grade is 52.1.</w:t>
       </w:r>
     </w:p>
     <w:p>
@@ -2463,7 +2463,7 @@
         <w:spacing w:after="160" w:line="276"/>
       </w:pPr>
       <w:r>
-        <w:t xml:space="preserve">The offensive environment is new and unproven. Mark Stoops was fired and Oregon OC Will Stein takes over as head coach, installing an Oregon-style wide-zone RPO spread with a quick game; QB Kenny Minchey arrives from Notre Dame with 29 career dropbacks and no career touchdown or turnover-worthy play recorded. Anderson himself is one of the transfers that offense was built around, from Oklahoma. Kentucky is a 16.75-point road underdog at Texas A&amp;M with an implied team total of 16.6 against a league average of 26.6, the lowest implied total of any team on this card.</w:t>
+        <w:t xml:space="preserve">The offensive environment is new and unproven. Mark Stoops was fired and Oregon OC Will Stein takes over as head coach, installing an Oregon-style wide-zone RPO spread with a quick game; QB Kenny Minchey arrives from Notre Dame with 29 career dropbacks and no career touchdown or turnover-worthy play recorded. Anderson himself is one of the transfers that offense was built around, from Oklahoma. Kentucky is a 16.75-point road underdog at Texas A&amp;M with an implied team total of 16.6 against a league average of 26.6.</w:t>
       </w:r>
     </w:p>
     <w:p>
@@ -2471,7 +2471,7 @@
         <w:spacing w:after="160" w:line="276"/>
       </w:pPr>
       <w:r>
-        <w:t xml:space="preserve">Against the prop: at a 13.6-yard average depth of target Anderson needs two catches to clear, and a garbage-time drive in a three-score loss is where a deep ball to a starter comes from. His usage may also be managed rather than earned — he missed all but one game in 2024 with a quad injury and multiple games in 2025 with a knee, and Kentucky spoke in camp about bringing him back carefully. That supports a capped role now, but a player on a ramp-up is one week from a larger one, and a ruling-out voids the bet rather than winning it.</w:t>
+        <w:t xml:space="preserve">Support: Texas A&amp;M's defense runs a 3-3-5 base on 79.3% of snaps with Cover-3 at 32.3%, returns three of its top four tacklers and is anchored by the most experienced unit on the roster in the secondary — safeties Dalton Brooks and Marcus Ratcliffe. Kentucky's implied team total of 16.6 sits 10 points below the league average of 26.6. Will Stein's Oregon-style offense is in the third week of its installation with a quarterback carrying 29 career dropbacks. Anderson has 0.35 yards per route run across 48 routes.</w:t>
       </w:r>
     </w:p>
     <w:sectPr>

--- a/articles/Week3_Player_Props.docx
+++ b/articles/Week3_Player_Props.docx
@@ -23,7 +23,7 @@
           <w:sz w:val="21"/>
           <w:szCs w:val="21"/>
         </w:rPr>
-        <w:t xml:space="preserve">Week 3 · September 18–20, 2026</w:t>
+        <w:t xml:space="preserve">Week 3 · September 18-20, 2026</w:t>
       </w:r>
     </w:p>
     <w:p>
@@ -47,7 +47,7 @@
         <w:spacing w:after="160" w:line="276"/>
       </w:pPr>
       <w:r>
-        <w:t xml:space="preserve">First, a model edge of at least 20%. Second, the player’s own 2026 production to date must agree with the side by at least 20% — week 2’s largest loss was an Under on a quarterback whose week-1 game had already contradicted it, and this screen removed eleven of the top twenty-six candidates, including a receiver projected for 82 yards who has none on the season. Third, a real role: 20+ routes a game for receivers, 12+ carries for backs. Fourth, no runaway adjustment multipliers — 14% of priced props carry an opponent or pace factor outside 0.6–1.6.</w:t>
+        <w:t xml:space="preserve">First, a model edge of at least 20%. Second, the player’s own 2026 production to date has to agree with the side by at least 20%; week 2’s largest loss was an Under on a QB whose week 1 game had already contradicted it, and this screen removed 11 of the top 26 candidates, including a receiver projected for 82 yards who has none on the season. Third, a real role: 20+ routes a game for receivers, 12+ carries for backs. Fourth, no runaway adjustment multipliers; 14% of priced props carry an opponent or pace factor outside 0.6 to 1.6.</w:t>
       </w:r>
     </w:p>
     <w:p>
@@ -55,7 +55,7 @@
         <w:spacing w:after="160" w:line="276"/>
       </w:pPr>
       <w:r>
-        <w:t xml:space="preserve">Quarterback rushing props are excluded entirely. Book lines sit at 1.00 times the PFF per-game figure for running backs but 0.70 for quarterbacks, because sacks count against rushing yards in official college statistics and not in PFF. Every apparent edge in that market is a stat-definition gap, not a mispricing.</w:t>
+        <w:t xml:space="preserve">QB rushing props are excluded entirely. Book lines sit at 1.00 times the PFF per game figure for RBs but 0.70 for QBs, because sacks count against rushing yards in official college stats and not in PFF. Every apparent edge in that market is a stat definition gap, not a mispricing.</w:t>
       </w:r>
     </w:p>
     <w:p>
@@ -63,7 +63,7 @@
         <w:spacing w:after="160" w:line="276"/>
       </w:pPr>
       <w:r>
-        <w:t xml:space="preserve">Scheme, coordinator and coach figures come from the team file (team_ratings_2025.csv): head-coach straight-up and against-the-spread records, coordinator scheme distributions, returning offensive line snaps and the per-team notes. Grades are 2025 PFF. Records marked “this season” are 2026 to date.</w:t>
+        <w:t xml:space="preserve">Scheme, coordinator and coach figures come from the team file (team_ratings_2025.csv): HC records straight up and against the spread, coordinator scheme distributions, returning OL snaps and the per-team notes. Grades are 2025 PFF, ranked out of the 136 graded FBS teams. Records marked “this season” are 2026 to date.</w:t>
       </w:r>
     </w:p>
     <w:p>
@@ -299,7 +299,7 @@
                 <w:sz w:val="19"/>
                 <w:szCs w:val="19"/>
               </w:rPr>
-              <w:t xml:space="preserve">20.5% — 4th on the team</w:t>
+              <w:t xml:space="preserve">20.5%, 4th on the team</w:t>
             </w:r>
           </w:p>
         </w:tc>
@@ -507,7 +507,7 @@
         <w:spacing w:after="160" w:line="276"/>
       </w:pPr>
       <w:r>
-        <w:t xml:space="preserve">McCoy has 164 receiving yards on five catches through two games, 82 per game against a line of 37.5, on 25 routes a game. The volume behind it is small: he is fourth on Louisville in targets with eight, 20.5% of the team's share, behind Tre Richardson's thirteen and nine each for Jaleel Skinner and TreyShun Hurry. He leads the team in receiving yards on the fewest targets of the four, so the production is efficiency rather than volume. The projection of 69.9 sits between his current rate and the line.</w:t>
+        <w:t xml:space="preserve">McCoy has 164 receiving yards on 5 catches through two games, 82 per game against a line of 37.5, on 25 routes a game. The volume behind it is small: he is 4th on Louisville in targets with 8, a 20.5% share, behind Tre Richardson's 13 and 9 each for Jaleel Skinner and TreyShun Hurry. He leads the team in receiving yards on the fewest targets of the four, so this is efficiency, not volume. Projection of 69.9 sits between his current rate and the line.</w:t>
       </w:r>
     </w:p>
     <w:p>
@@ -515,7 +515,7 @@
         <w:spacing w:after="160" w:line="276"/>
       </w:pPr>
       <w:r>
-        <w:t xml:space="preserve">Louisville is Jeff Brohm's fourth consecutive transfer quarterback and the first with zero college starts — Lincoln Kienholz from Ohio State — inside a Brohm-continuity offense with a dead-even zone split and a pass game the file calls the identity. The team notes add that the offense routes through the backfield with Isaac Brown and Keyjuan Brown as focal points. Louisville is a 1.5-point home favourite with a 30.0 implied team total against a league average of 26.6, so the script does not call for the pass to be abandoned. McCoy's 76.0 PFF grade and 3.28 yards per route run support the production.</w:t>
+        <w:t xml:space="preserve">Louisville is Jeff Brohm's 4th consecutive transfer QB and the first with zero college starts, Lincoln Kienholz in from Ohio State, inside a Brohm continuity offense with a dead even zone split. The file calls the QB-friendly pass game the identity with the run menu complementary, though the offense also routes through the backfield with Isaac Brown and Keyjuan Brown. Louisville is a 1.5-point home favorite with a 30.0 implied team total against a league average of 26.6, so nothing in the script says they abandon the pass or sit him early.</w:t>
       </w:r>
     </w:p>
     <w:p>
@@ -523,7 +523,7 @@
         <w:spacing w:after="160" w:line="276"/>
       </w:pPr>
       <w:r>
-        <w:t xml:space="preserve">Support: McCoy's 3.28 yards per route run is the rate that turns 25 routes into yardage, and at a 21.4-yard average depth of target a single completion covers the line. Louisville's 30.0 implied total is 3.4 above the league average, and Brohm's pass game is the file's stated identity with the run menu complementary. SMU runs a 2-4-5 base on 79.9% of snaps with Cover-3 at 44.9% — a single-high shell that a target depth like his is built to attack. McCoy is not on Louisville's injury report.</w:t>
+        <w:t xml:space="preserve">The support: 3.28 yards per route run is the rate that turns 25 routes into yardage, and at a 21.4 aDOT one completion covers the line. SMU runs a 2-4-5 base 79.9% of the time with Cover-3 at 44.9%, a single-high shell that a target depth like his is built to attack. McCoy is not on Louisville's injury report.</w:t>
       </w:r>
     </w:p>
     <w:p>
@@ -756,7 +756,7 @@
                 <w:sz w:val="19"/>
                 <w:szCs w:val="19"/>
               </w:rPr>
-              <w:t xml:space="preserve">24.0% — 3rd on the team, leads it in yards</w:t>
+              <w:t xml:space="preserve">24.0%, 3rd on the team, leads it in yards</w:t>
             </w:r>
           </w:p>
         </w:tc>
@@ -900,7 +900,7 @@
                 <w:sz w:val="19"/>
                 <w:szCs w:val="19"/>
               </w:rPr>
-              <w:t xml:space="preserve">5 — best consensus on the card</w:t>
+              <w:t xml:space="preserve">5, best consensus on the card</w:t>
             </w:r>
           </w:p>
         </w:tc>
@@ -916,7 +916,7 @@
         <w:spacing w:after="160" w:line="276"/>
       </w:pPr>
       <w:r>
-        <w:t xml:space="preserve">Five books post this line, the best consensus on the card, and Koger has cleared it in both games — 123 yards on 12 targets, 61.5 per game against 37.5. The projection is 60.4.</w:t>
+        <w:t xml:space="preserve">Five books post this line and Koger has cleared it in both games, 123 yards on 12 targets, 61.5 per game against 37.5. Projection is 60.4.</w:t>
       </w:r>
     </w:p>
     <w:p>
@@ -924,7 +924,7 @@
         <w:spacing w:after="160" w:line="276"/>
       </w:pPr>
       <w:r>
-        <w:t xml:space="preserve">Volume is what separates this from the other receiving props here: six targets a game on 32 routes means no long touchdown is required to reach 38 yards. Koger is not Auburn's first read — Keshaun Singleton has sixteen targets and Chas Nimrod thirteen to Koger's twelve — but the three are close enough to read as a committee, and Koger leads the group in yards. The scheme supports it: Alex Golesh arrived from South Florida with a warp-tempo, vertical-shot RPO system and nine USF players including QB Byrum Brown, a near-total transplant replacing a Freeze offense that averaged close to 30 seconds per play. Auburn is a 2-point home underdog with a 25.8 implied total.</w:t>
+        <w:t xml:space="preserve">Volume separates this from the other receiving props. Six targets a game on 32 routes means no long TD is required to reach 38 yards. He is not Auburn's first read, with Keshaun Singleton at 16 targets and Chas Nimrod at 13 to Koger's 12, but the three are close enough to read as a committee and Koger leads the group in yards. Auburn is a 2-point home underdog with a 25.8 implied total, so nothing in the script suggests a game played from ahead on the ground.</w:t>
       </w:r>
     </w:p>
     <w:p>
@@ -932,7 +932,7 @@
         <w:spacing w:after="160" w:line="276"/>
       </w:pPr>
       <w:r>
-        <w:t xml:space="preserve">Support: Golesh's system produced a warp-tempo, vertical-shot RPO offense at South Florida and he brought QB Byrum Brown and nine USF players with him, so the pass volume is scheme-driven rather than score-driven. Six targets a game on 32 routes is a full-time role inside a committee whose top three are separated by four targets. Five books pricing the same 37.5 makes it a market consensus rather than one shop's estimate. Auburn's availability report lists only lineman Tai Buster out, with tight end Hunter Herring questionable; no Auburn receiver appears on it.</w:t>
+        <w:t xml:space="preserve">The support: Alex Golesh brought a warp-tempo, vertical shot RPO system from South Florida along with QB Byrum Brown and 9 USF players, so the pass volume is scheme driven rather than score driven; this is a drastic change from a Freeze offense that averaged nearly 30 seconds per play. Five books on the same 37.5 makes it a market number rather than one shop's estimate. Auburn's availability report lists only lineman Tai Buster out with TE Hunter Herring questionable; no Auburn receiver is on it.</w:t>
       </w:r>
     </w:p>
     <w:p>
@@ -1165,7 +1165,7 @@
                 <w:sz w:val="19"/>
                 <w:szCs w:val="19"/>
               </w:rPr>
-              <w:t xml:space="preserve">45.3% — team leader</w:t>
+              <w:t xml:space="preserve">45.3%, team leader</w:t>
             </w:r>
           </w:p>
         </w:tc>
@@ -1405,7 +1405,7 @@
                 <w:sz w:val="19"/>
                 <w:szCs w:val="19"/>
               </w:rPr>
-              <w:t xml:space="preserve">Wembley Stadium, London — neutral</w:t>
+              <w:t xml:space="preserve">Wembley Stadium, London, neutral</w:t>
             </w:r>
           </w:p>
         </w:tc>
@@ -1469,7 +1469,7 @@
         <w:spacing w:after="160" w:line="276"/>
       </w:pPr>
       <w:r>
-        <w:t xml:space="preserve">Twelve targets a game, converted at a 70.8% catch rate for 8.5 receptions per game against a line of 5.5. The projection is 8.3.</w:t>
+        <w:t xml:space="preserve">Twelve targets a game, converted at a 70.8% catch rate for 8.5 receptions per game against a line of 5.5. Projection is 8.3.</w:t>
       </w:r>
     </w:p>
     <w:p>
@@ -1477,7 +1477,7 @@
         <w:spacing w:after="160" w:line="276"/>
       </w:pPr>
       <w:r>
-        <w:t xml:space="preserve">The 2.3-yard average depth of target is the thesis. Miller is used underneath on screens and quick hitters, the targets that get thrown regardless of whether the offense is working, so his reception count depends far less on game flow than a downfield receiver's yardage would. He holds 45.3% of Arizona State's target share, the team lead. Arizona State are 5.5-point favourites with a 28.0 implied total. The team file notes a reboot around him: Sam Leavitt left for LSU, the 2024 Big 12 title core is gone, the offense slid to 120th nationally on third down, and Kenny Dillingham had no starter named at media days — conditions that favour a high-target possession receiver.</w:t>
+        <w:t xml:space="preserve">The 2.3 aDOT is the whole thesis. Miller is used underneath on screens and quick hitters, the targets that get thrown whether or not the offense is working, so his reception count depends far less on game flow than a downfield receiver's yardage would. He holds 45.3% of Arizona State's target share. The team file describes a reboot around him: QB Sam Leavitt left for LSU, the 2024 Big 12 title core is gone, the offense slid to 120th nationally on third down at 33%, and Kenny Dillingham had no starter named at Media Days. Arizona State are 5.5-point favorites with a 28.0 implied total.</w:t>
       </w:r>
     </w:p>
     <w:p>
@@ -1485,7 +1485,7 @@
         <w:spacing w:after="160" w:line="276"/>
       </w:pPr>
       <w:r>
-        <w:t xml:space="preserve">Two flags. Miller carries a probable tag with an undisclosed injury. And the game is at Wembley Stadium in London with Kansas as the designated home team and an 11am Central kickoff; the lines feed lists Arizona State as home, which does not change the spread or the implied total but does mean any home-field edge the ratings apply here is phantom.</w:t>
+        <w:t xml:space="preserve">Two flags. Miller carries a probable tag with an undisclosed injury. And the game is at Wembley Stadium in London with Kansas as the designated home team and an 11am Central kickoff; the lines feed lists Arizona State as home, which does not change the spread or the implied total but does mean any home field edge the ratings apply here is phantom.</w:t>
       </w:r>
     </w:p>
     <w:p>
@@ -1493,7 +1493,7 @@
         <w:spacing w:after="160" w:line="276"/>
       </w:pPr>
       <w:r>
-        <w:t xml:space="preserve">Support: the reception count does not require the offense to work. A 2.3-yard average depth of target at a 70.8% catch rate is a volume profile rather than an efficiency one, and 45.3% of Arizona State's targets go to him. Kansas runs a 2-4-5 base on 77.6% of snaps with Cover-3 at 20.4% and quarters at 17.5%, zone shells that concede the underneath throws he lives on. Arizona State's 28.0 implied total is 1.4 above the league average.</w:t>
+        <w:t xml:space="preserve">The support: the reception count does not require the offense to work. A 2.3 aDOT at a 70.8% catch rate is a volume profile, not an efficiency one, and 45.3% of the targets go to him. Kansas runs a 2-4-5 base 77.6% of the time with Cover-3 at 20.4% and Quarters at 17.5%, zone shells that concede the underneath throws he lives on. Arizona State's 28.0 implied total sits 1.4 above the league average.</w:t>
       </w:r>
     </w:p>
     <w:p>
@@ -1726,7 +1726,7 @@
                 <w:sz w:val="19"/>
                 <w:szCs w:val="19"/>
               </w:rPr>
-              <w:t xml:space="preserve">44.8% — 3-man committee</w:t>
+              <w:t xml:space="preserve">44.8%, 3-man committee</w:t>
             </w:r>
           </w:p>
         </w:tc>
@@ -1934,7 +1934,7 @@
         <w:spacing w:after="160" w:line="276"/>
       </w:pPr>
       <w:r>
-        <w:t xml:space="preserve">Welch has 164 yards on 26 carries through two games at 6.31 a carry, an 84.0 PFF grade, a 126.6 elusive rating and 4.88 yards after contact per attempt. The split behind the average matters: 106 of those yards came on eleven carries against an FCS opponent, leaving roughly 58 yards on fifteen carries — under four a carry — against the FBS opponent. The headline efficiency is inflated.</w:t>
+        <w:t xml:space="preserve">Welch has 164 yards on 26 carries through two games at 6.31 a pop, an 84.0 PFF grade, a 126.6 elusive rating and 4.88 yards after contact per attempt. The split behind the average matters: 106 of those yards came on 11 carries against an FCS opponent, which leaves roughly 58 yards on 15 carries, under four a pop, against the FBS opponent. The headline efficiency is inflated.</w:t>
       </w:r>
     </w:p>
     <w:p>
@@ -1942,7 +1942,7 @@
         <w:spacing w:after="160" w:line="276"/>
       </w:pPr>
       <w:r>
-        <w:t xml:space="preserve">The pricing basis for this market was checked directly. Across 90 non-quarterback rushing props this week, book lines sit at almost exactly 1.00 times the PFF per-game figure, so the market and the data are measuring the same thing. That is not true of quarterback rushing props, where the ratio is 0.70 because sacks count against rushing in official college statistics and not in PFF — which is why quarterback rushing props are excluded entirely.</w:t>
+        <w:t xml:space="preserve">The pricing basis for this market was checked directly. Across 90 non-QB rushing props this week, book lines sit at almost exactly 1.00 times the PFF per game figure, so the market and the data are measuring the same thing. That is not true of QB rushing props, where the ratio is 0.70 because sacks count against rushing in official college stats and not in PFF, which is why QB rushing props are excluded entirely.</w:t>
       </w:r>
     </w:p>
     <w:p>
@@ -1950,7 +1950,7 @@
         <w:spacing w:after="160" w:line="276"/>
       </w:pPr>
       <w:r>
-        <w:t xml:space="preserve">The scheme context cuts toward carries. New OC Brennan Marion brings the Go-Go offense from Sacramento State — two-back structures built to hunt explosive plays — with Julian Lewis at quarterback in his first full season as the starter. Northwestern's side runs a 4-2-5 base at 90.0% under Tim McGarigle with quarters at 31.2%.</w:t>
+        <w:t xml:space="preserve">New OC Brennan Marion brings the Go-Go offense from Sacramento State, two-back structures hunting explosive plays, with RS sophomore Julian Lewis as the unquestioned QB1. Northwestern sits in a 4-2-5 base 90.0% of the time under DC Tim McGarigle with Quarters at 31.2%.</w:t>
       </w:r>
     </w:p>
     <w:p>
@@ -1958,7 +1958,7 @@
         <w:spacing w:after="160" w:line="276"/>
       </w:pPr>
       <w:r>
-        <w:t xml:space="preserve">Support: the 56.9 projection already carries a 0.725 pace-and-script adjustment for Colorado's 22.2 implied total and still clears 39.5 by 44%. Welch holds 26 of Colorado's 58 carries, the largest share in the rotation, at 4.88 yards after contact per attempt behind a 126.6 elusive rating. Brennan Marion's Go-Go offense is built on two-back structures hunting explosive plays, and a severe weather warning in Evanston typically pushes play-calling toward the run. Welch is not on the injury report.</w:t>
+        <w:t xml:space="preserve">The support: the 56.9 projection already carries a 0.725 pace and script adjustment for Colorado's 22.2 implied total and still clears 39.5 by 44%. Welch holds 26 of Colorado's 58 carries, the largest share in the rotation, at 4.88 yards after contact behind that 126.6 elusive rating. A severe weather warning is in effect in Evanston, which usually pushes play-calling toward the run. Welch is not on the injury report.</w:t>
       </w:r>
     </w:p>
     <w:p>
@@ -2191,7 +2191,7 @@
                 <w:sz w:val="19"/>
                 <w:szCs w:val="19"/>
               </w:rPr>
-              <w:t xml:space="preserve">12.5% — 3rd on the team</w:t>
+              <w:t xml:space="preserve">12.5%, 3rd on the team</w:t>
             </w:r>
           </w:p>
         </w:tc>
@@ -2335,7 +2335,7 @@
                 <w:sz w:val="19"/>
                 <w:szCs w:val="19"/>
               </w:rPr>
-              <w:t xml:space="preserve">Quad (2024), knee (2025) — managed</w:t>
+              <w:t xml:space="preserve">Quad (2024), knee (2025), managed</w:t>
             </w:r>
           </w:p>
         </w:tc>
@@ -2447,7 +2447,7 @@
         <w:spacing w:after="160" w:line="276"/>
       </w:pPr>
       <w:r>
-        <w:t xml:space="preserve">Anderson has 17 receiving yards across two games — not per game, in total — on five targets, with a 40% catch rate and 0.35 yards per route run. The line is 20.5 and the projection is 8.2.</w:t>
+        <w:t xml:space="preserve">Anderson has 17 receiving yards across two games. Not 17 per game, 17 total, on 5 targets, with a 40% catch rate and 0.35 yards per route run. Line is 20.5 and the projection is 8.2.</w:t>
       </w:r>
     </w:p>
     <w:p>
@@ -2455,7 +2455,7 @@
         <w:spacing w:after="160" w:line="276"/>
       </w:pPr>
       <w:r>
-        <w:t xml:space="preserve">He is still on the field: 24 routes a game is full-time participation. He is running the routes without getting the ball — five targets in two games, third on the team behind Willie Rodriguez's fourteen and Kenny Darby's eleven — which is a more stable signal than a snap-count collapse that a depth-chart change could reverse. His PFF offensive grade is 52.1.</w:t>
+        <w:t xml:space="preserve">He is still on the field: 24 routes a game is full time participation. He is running the routes and not getting the ball, 5 targets in two games, 3rd on the team behind Willie Rodriguez's 14 and Kenny Darby's 11, which is a more stable signal than a snap count collapse that a depth chart change could reverse. PFF offense grade is 52.1.</w:t>
       </w:r>
     </w:p>
     <w:p>
@@ -2463,7 +2463,7 @@
         <w:spacing w:after="160" w:line="276"/>
       </w:pPr>
       <w:r>
-        <w:t xml:space="preserve">The offensive environment is new and unproven. Mark Stoops was fired and Oregon OC Will Stein takes over as head coach, installing an Oregon-style wide-zone RPO spread with a quick game; QB Kenny Minchey arrives from Notre Dame with 29 career dropbacks and no career touchdown or turnover-worthy play recorded. Anderson himself is one of the transfers that offense was built around, from Oklahoma. Kentucky is a 16.75-point road underdog at Texas A&amp;M with an implied team total of 16.6 against a league average of 26.6.</w:t>
+        <w:t xml:space="preserve">The offensive environment is new and unproven. Mark Stoops was fired and Oregon OC Will Stein takes over as HC, installing an Oregon-style wide zone RPO spread with a QB-friendly quick game; QB Kenny Minchey arrives from Notre Dame with just 29 career dropbacks and no career TD or turnover worthy play recorded. Anderson is one of the transfers that offense was built around, in from Oklahoma. Kentucky is a 16.75-point road underdog at Texas A&amp;M with an implied team total of 16.6 against a league average of 26.6.</w:t>
       </w:r>
     </w:p>
     <w:p>
@@ -2471,7 +2471,7 @@
         <w:spacing w:after="160" w:line="276"/>
       </w:pPr>
       <w:r>
-        <w:t xml:space="preserve">Support: Texas A&amp;M's defense runs a 3-3-5 base on 79.3% of snaps with Cover-3 at 32.3%, returns three of its top four tacklers and is anchored by the most experienced unit on the roster in the secondary — safeties Dalton Brooks and Marcus Ratcliffe. Kentucky's implied team total of 16.6 sits 10 points below the league average of 26.6. Will Stein's Oregon-style offense is in the third week of its installation with a quarterback carrying 29 career dropbacks. Anderson has 0.35 yards per route run across 48 routes.</w:t>
+        <w:t xml:space="preserve">The support: Texas A&amp;M runs a 3-3-5 base 79.3% of the time with Cover-3 at 32.3%, returns 3 of the top 4 tacklers, and the secondary is the most experienced unit on the roster with Safeties Dalton Brooks and Marcus Ratcliffe. Stein's offense is in week 3 of its installation behind a QB with 29 career dropbacks. Anderson has 0.35 yards per route run across 48 routes.</w:t>
       </w:r>
     </w:p>
     <w:sectPr>

--- a/articles/Week3_Player_Props.docx
+++ b/articles/Week3_Player_Props.docx
@@ -523,7 +523,7 @@
         <w:spacing w:after="160" w:line="276"/>
       </w:pPr>
       <w:r>
-        <w:t xml:space="preserve">The support: 3.28 yards per route run is the rate that turns 25 routes into yardage, and at a 21.4 aDOT one completion covers the line. SMU runs a 2-4-5 base 79.9% of the time with Cover-3 at 44.9%, a single-high shell that a target depth like his is built to attack. McCoy is not on Louisville's injury report.</w:t>
+        <w:t xml:space="preserve">3.28 yards per route run is the rate that turns 25 routes into yardage, and at a 21.4 aDOT one completion covers the line. SMU runs a 2-4-5 base 79.9% of the time with Cover-3 at 44.9%, a single-high shell that a target depth like his is built to attack. McCoy is not on Louisville's injury report.</w:t>
       </w:r>
     </w:p>
     <w:p>
@@ -932,7 +932,7 @@
         <w:spacing w:after="160" w:line="276"/>
       </w:pPr>
       <w:r>
-        <w:t xml:space="preserve">The support: Alex Golesh brought a warp-tempo, vertical shot RPO system from South Florida along with QB Byrum Brown and 9 USF players, so the pass volume is scheme driven rather than score driven; this is a drastic change from a Freeze offense that averaged nearly 30 seconds per play. Five books on the same 37.5 makes it a market number rather than one shop's estimate. Auburn's availability report lists only lineman Tai Buster out with TE Hunter Herring questionable; no Auburn receiver is on it.</w:t>
+        <w:t xml:space="preserve">Alex Golesh brought a warp-tempo, vertical shot RPO system from South Florida along with QB Byrum Brown and 9 USF players, so the pass volume is scheme driven rather than score driven; this is a drastic change from a Freeze offense that averaged nearly 30 seconds per play. Five books on the same 37.5 makes it a market number rather than one shop's estimate. Auburn's availability report lists only lineman Tai Buster out with TE Hunter Herring questionable; no Auburn receiver is on it.</w:t>
       </w:r>
     </w:p>
     <w:p>
@@ -1485,7 +1485,7 @@
         <w:spacing w:after="160" w:line="276"/>
       </w:pPr>
       <w:r>
-        <w:t xml:space="preserve">Two flags. Miller carries a probable tag with an undisclosed injury. And the game is at Wembley Stadium in London with Kansas as the designated home team and an 11am Central kickoff; the lines feed lists Arizona State as home, which does not change the spread or the implied total but does mean any home field edge the ratings apply here is phantom.</w:t>
+        <w:t xml:space="preserve">Miller carries a probable tag with an undisclosed injury. And the game is at Wembley Stadium in London with Kansas as the designated home team and an 11am Central kickoff; the lines feed lists Arizona State as home, which does not change the spread or the implied total but does mean any home field edge the ratings apply here is phantom.</w:t>
       </w:r>
     </w:p>
     <w:p>
@@ -1493,7 +1493,7 @@
         <w:spacing w:after="160" w:line="276"/>
       </w:pPr>
       <w:r>
-        <w:t xml:space="preserve">The support: the reception count does not require the offense to work. A 2.3 aDOT at a 70.8% catch rate is a volume profile, not an efficiency one, and 45.3% of the targets go to him. Kansas runs a 2-4-5 base 77.6% of the time with Cover-3 at 20.4% and Quarters at 17.5%, zone shells that concede the underneath throws he lives on. Arizona State's 28.0 implied total sits 1.4 above the league average.</w:t>
+        <w:t xml:space="preserve">The reception count does not require the offense to work. A 2.3 aDOT at a 70.8% catch rate is a volume profile, not an efficiency one, and 45.3% of the targets go to him. Kansas runs a 2-4-5 base 77.6% of the time with Cover-3 at 20.4% and Quarters at 17.5%, zone shells that concede the underneath throws he lives on. Arizona State's 28.0 implied total sits 1.4 above the league average.</w:t>
       </w:r>
     </w:p>
     <w:p>
@@ -1958,7 +1958,7 @@
         <w:spacing w:after="160" w:line="276"/>
       </w:pPr>
       <w:r>
-        <w:t xml:space="preserve">The support: the 56.9 projection already carries a 0.725 pace and script adjustment for Colorado's 22.2 implied total and still clears 39.5 by 44%. Welch holds 26 of Colorado's 58 carries, the largest share in the rotation, at 4.88 yards after contact behind that 126.6 elusive rating. A severe weather warning is in effect in Evanston, which usually pushes play-calling toward the run. Welch is not on the injury report.</w:t>
+        <w:t xml:space="preserve">The 56.9 projection already carries a 0.725 pace and script adjustment for Colorado's 22.2 implied total and still clears 39.5 by 44%. Welch holds 26 of Colorado's 58 carries, the largest share in the rotation, at 4.88 yards after contact behind that 126.6 elusive rating. A severe weather warning is in effect in Evanston, which usually pushes play-calling toward the run. Welch is not on the injury report.</w:t>
       </w:r>
     </w:p>
     <w:p>
@@ -2471,7 +2471,7 @@
         <w:spacing w:after="160" w:line="276"/>
       </w:pPr>
       <w:r>
-        <w:t xml:space="preserve">The support: Texas A&amp;M runs a 3-3-5 base 79.3% of the time with Cover-3 at 32.3%, returns 3 of the top 4 tacklers, and the secondary is the most experienced unit on the roster with Safeties Dalton Brooks and Marcus Ratcliffe. Stein's offense is in week 3 of its installation behind a QB with 29 career dropbacks. Anderson has 0.35 yards per route run across 48 routes.</w:t>
+        <w:t xml:space="preserve">Texas A&amp;M runs a 3-3-5 base 79.3% of the time with Cover-3 at 32.3%, returns 3 of the top 4 tacklers, and the secondary is the most experienced unit on the roster with Safeties Dalton Brooks and Marcus Ratcliffe. Stein's offense is in week 3 of its installation behind a QB with 29 career dropbacks. Anderson has 0.35 yards per route run across 48 routes.</w:t>
       </w:r>
     </w:p>
     <w:sectPr>

--- a/articles/Week3_Player_Props.docx
+++ b/articles/Week3_Player_Props.docx
@@ -31,7 +31,7 @@
         <w:spacing w:after="160" w:line="276"/>
       </w:pPr>
       <w:r>
-        <w:t xml:space="preserve">Every figure here is verified against the underlying data, and each player's role, target or carry share and injury status against this week's reports. The ATS and over/under records in the hub's power table were 2022 figures until this week; they now come from TeamRankings and cover the current season.</w:t>
+        <w:t xml:space="preserve">Every figure here is verified against the underlying data, and each player's role, target or carry share and injury status against this week's reports. This card is re-picked on 2026 data: the model number now comes from the workbook's live 2026 power rating rather than the frozen preseason file the page used through week 2.</w:t>
       </w:r>
     </w:p>
     <w:p>
@@ -63,7 +63,7 @@
         <w:spacing w:after="160" w:line="276"/>
       </w:pPr>
       <w:r>
-        <w:t xml:space="preserve">Scheme, coordinator and coach figures come from the team file (team_ratings_2025.csv): HC records straight up and against the spread, coordinator scheme distributions, returning OL snaps and the per-team notes. Grades are 2025 PFF, ranked out of the 136 graded FBS teams. Records marked “this season” are 2026 to date.</w:t>
+        <w:t xml:space="preserve">Ratings and the Five Factors come from the 2026 workbook (SP+, TAN, team totals, and the CFBData26 season-to-date ranks, out of 138 teams). Player lines are 2026 PFF season to date. Records, ATS and over/under are TeamRankings, 2026 to date. Nothing on this page is a preseason projection.</w:t>
       </w:r>
     </w:p>
     <w:p>
@@ -515,7 +515,7 @@
         <w:spacing w:after="160" w:line="276"/>
       </w:pPr>
       <w:r>
-        <w:t xml:space="preserve">Louisville is Jeff Brohm's 4th consecutive transfer QB and the first with zero college starts, Lincoln Kienholz in from Ohio State, inside a Brohm continuity offense with a dead even zone split. The file calls the QB-friendly pass game the identity with the run menu complementary, though the offense also routes through the backfield with Isaac Brown and Keyjuan Brown. Louisville is a 1.5-point home favorite with a 30.0 implied team total against a league average of 26.6, so nothing in the script says they abandon the pass or sit him early.</w:t>
+        <w:t xml:space="preserve">Louisville is 1-1 with a +21.5 margin and rates 23rd in the 2026 SP+ number, with the offense 14th nationally in Success Rate and 18th in Points Per Opportunity. They are a 1.5-point home favorite with a 30.0 implied team total against a league average of 26.6, so the script does not call for the pass to be abandoned. SMU's defense ranks 36th in Success Rate allowed and 88th in Explosiveness allowed, which is the split that matters for a deep target: they hold up snap to snap and give up the long one.</w:t>
       </w:r>
     </w:p>
     <w:p>
@@ -523,7 +523,7 @@
         <w:spacing w:after="160" w:line="276"/>
       </w:pPr>
       <w:r>
-        <w:t xml:space="preserve">3.28 yards per route run is the rate that turns 25 routes into yardage, and at a 21.4 aDOT one completion covers the line. SMU runs a 2-4-5 base 79.9% of the time with Cover-3 at 44.9%, a single-high shell that a target depth like his is built to attack. McCoy is not on Louisville's injury report.</w:t>
+        <w:t xml:space="preserve">3.28 yards per route run is the rate that turns 25 routes into yardage, and at a 21.4 aDOT one completion covers the line. SMU has generated 42 pressures and 7 sacks in two games, which shortens the time to throw but also produces the scramble-drill shots his role is built on. McCoy is not on Louisville's injury report.</w:t>
       </w:r>
     </w:p>
     <w:p>
@@ -924,7 +924,7 @@
         <w:spacing w:after="160" w:line="276"/>
       </w:pPr>
       <w:r>
-        <w:t xml:space="preserve">Volume separates this from the other receiving props. Six targets a game on 32 routes means no long TD is required to reach 38 yards. He is not Auburn's first read, with Keshaun Singleton at 16 targets and Chas Nimrod at 13 to Koger's 12, but the three are close enough to read as a committee and Koger leads the group in yards. Auburn is a 2-point home underdog with a 25.8 implied total, so nothing in the script suggests a game played from ahead on the ground.</w:t>
+        <w:t xml:space="preserve">Volume separates this from the other receiving props. Six targets a game on 32 routes means no long TD is required to reach 38 yards. He is not Auburn's first read, with Keshaun Singleton at 16 targets to Koger's 12, but the two are close and Koger has the better rate, 1.92 yprr to 1.82 on a 68.8 grade. Auburn is a 2-point home underdog with a 25.8 implied total.</w:t>
       </w:r>
     </w:p>
     <w:p>
@@ -932,7 +932,7 @@
         <w:spacing w:after="160" w:line="276"/>
       </w:pPr>
       <w:r>
-        <w:t xml:space="preserve">Alex Golesh brought a warp-tempo, vertical shot RPO system from South Florida along with QB Byrum Brown and 9 USF players, so the pass volume is scheme driven rather than score driven; this is a drastic change from a Freeze offense that averaged nearly 30 seconds per play. Five books on the same 37.5 makes it a market number rather than one shop's estimate. Auburn's availability report lists only lineman Tai Buster out with TE Hunter Herring questionable; no Auburn receiver is on it.</w:t>
+        <w:t xml:space="preserve">Auburn throws it because they have to and because they play fast. They run the 3rd quickest tempo in the country at 22.5 seconds per snap, QB Byrum Brown has 64 attempts through two games, and the offense ranks 105th in Finishing Drives, so drives end in punts and more possessions rather than clock-killing scores. Florida's defense has 38 pressures and 9 TFL and ranks 18th in Havoc, which raises the variance on both sides of this number. Auburn's availability report lists only lineman Tai Buster out with TE Hunter Herring questionable; no Auburn receiver is on it.</w:t>
       </w:r>
     </w:p>
     <w:p>
@@ -1477,7 +1477,7 @@
         <w:spacing w:after="160" w:line="276"/>
       </w:pPr>
       <w:r>
-        <w:t xml:space="preserve">The 2.3 aDOT is the whole thesis. Miller is used underneath on screens and quick hitters, the targets that get thrown whether or not the offense is working, so his reception count depends far less on game flow than a downfield receiver's yardage would. He holds 45.3% of Arizona State's target share. The team file describes a reboot around him: QB Sam Leavitt left for LSU, the 2024 Big 12 title core is gone, the offense slid to 120th nationally on third down at 33%, and Kenny Dillingham had no starter named at Media Days. Arizona State are 5.5-point favorites with a 28.0 implied total.</w:t>
+        <w:t xml:space="preserve">The 2.3 aDOT is the thesis. Miller is used underneath on screens and quick hitters, the targets that get thrown whether or not the offense is working, so his reception count depends far less on game flow than a downfield receiver's yardage would. He holds 45.3% of Arizona State's target share. Arizona State is 1-1 with a +17.5 margin and an offense ranked 56th in Success Rate and 78th in Points Per Opportunity, a unit that moves the ball without finishing, which keeps drives long and target counts high. They are 5.5-point favorites with a 28.0 implied total.</w:t>
       </w:r>
     </w:p>
     <w:p>
@@ -1493,7 +1493,7 @@
         <w:spacing w:after="160" w:line="276"/>
       </w:pPr>
       <w:r>
-        <w:t xml:space="preserve">The reception count does not require the offense to work. A 2.3 aDOT at a 70.8% catch rate is a volume profile, not an efficiency one, and 45.3% of the targets go to him. Kansas runs a 2-4-5 base 77.6% of the time with Cover-3 at 20.4% and Quarters at 17.5%, zone shells that concede the underneath throws he lives on. Arizona State's 28.0 implied total sits 1.4 above the league average.</w:t>
+        <w:t xml:space="preserve">The reception count does not require the offense to work. A 2.3 aDOT at a 70.8% catch rate is a volume profile, not an efficiency one, and 45.3% of the targets go to him. Kansas ranks 21st in Success Rate allowed but 113th in Explosiveness allowed, so the defense that has been hardest to beat underneath is the one most willing to concede it. Their front has 27 pressures and 14 TFL, which also means more third and long, where his route tree lives.</w:t>
       </w:r>
     </w:p>
     <w:p>
@@ -1950,7 +1950,7 @@
         <w:spacing w:after="160" w:line="276"/>
       </w:pPr>
       <w:r>
-        <w:t xml:space="preserve">New OC Brennan Marion brings the Go-Go offense from Sacramento State, two-back structures hunting explosive plays, with RS sophomore Julian Lewis as the unquestioned QB1. Northwestern sits in a 4-2-5 base 90.0% of the time under DC Tim McGarigle with Quarters at 31.2%.</w:t>
+        <w:t xml:space="preserve">Colorado's protection has been the best part of the offense: 9 pressures allowed and no sacks in 455 pass block snaps. The offense ranks 27th in Explosiveness and 92nd in Success Rate, a profile that leans on the run to stay on schedule, and QB Julian Lewis is 5 TD to 0 INT at 9.8 ypa. Northwestern's front is the lightest on the board, 16 pressures, 2 sacks and 1 TFL, and their defense ranks 100th in Success Rate allowed.</w:t>
       </w:r>
     </w:p>
     <w:p>
@@ -1958,7 +1958,7 @@
         <w:spacing w:after="160" w:line="276"/>
       </w:pPr>
       <w:r>
-        <w:t xml:space="preserve">The 56.9 projection already carries a 0.725 pace and script adjustment for Colorado's 22.2 implied total and still clears 39.5 by 44%. Welch holds 26 of Colorado's 58 carries, the largest share in the rotation, at 4.88 yards after contact behind that 126.6 elusive rating. A severe weather warning is in effect in Evanston, which usually pushes play-calling toward the run. Welch is not on the injury report.</w:t>
+        <w:t xml:space="preserve">The 56.9 projection already carries a 0.725 pace and script adjustment for Colorado's 22.2 implied total and still clears 39.5 by 44%. Welch holds 26 of Colorado's 58 carries, the largest share in the rotation, at 4.88 yards after contact per attempt behind a 126.6 elusive rating and an 84.0 grade. A severe weather warning in Evanston typically pushes play-calling toward the run. Welch is not on the injury report.</w:t>
       </w:r>
     </w:p>
     <w:p>
@@ -2463,7 +2463,7 @@
         <w:spacing w:after="160" w:line="276"/>
       </w:pPr>
       <w:r>
-        <w:t xml:space="preserve">The offensive environment is new and unproven. Mark Stoops was fired and Oregon OC Will Stein takes over as HC, installing an Oregon-style wide zone RPO spread with a QB-friendly quick game; QB Kenny Minchey arrives from Notre Dame with just 29 career dropbacks and no career TD or turnover worthy play recorded. Anderson is one of the transfers that offense was built around, in from Oklahoma. Kentucky is a 16.75-point road underdog at Texas A&amp;M with an implied team total of 16.6 against a league average of 26.6.</w:t>
+        <w:t xml:space="preserve">The offense around him has been top heavy. Kentucky ranks 59th in Success Rate but 5th nationally in Points Per Opportunity, which is a small number of drives converting rather than a unit moving the ball, and Anderson has been on none of them: 5 targets in two games. Kentucky is 1-1 with a +2.0 margin and is a 16.75-point road underdog at Texas A&amp;M with an implied team total of 16.6 against a league average of 26.6.</w:t>
       </w:r>
     </w:p>
     <w:p>
@@ -2471,7 +2471,7 @@
         <w:spacing w:after="160" w:line="276"/>
       </w:pPr>
       <w:r>
-        <w:t xml:space="preserve">Texas A&amp;M runs a 3-3-5 base 79.3% of the time with Cover-3 at 32.3%, returns 3 of the top 4 tacklers, and the secondary is the most experienced unit on the roster with Safeties Dalton Brooks and Marcus Ratcliffe. Stein's offense is in week 3 of its installation behind a QB with 29 career dropbacks. Anderson has 0.35 yards per route run across 48 routes.</w:t>
+        <w:t xml:space="preserve">Texas A&amp;M is 2-0 with a +39.0 margin and rates 7th in the 2026 SP+ number, with the defense 11th in Success Rate allowed and 13th in Havoc. They have 10 TFL and 2 interceptions in two games. Anderson has 0.35 yards per route run across 48 routes, and the four inputs that matter here, his target count, his rate, the defense and the implied total, all point the same way.</w:t>
       </w:r>
     </w:p>
     <w:sectPr>

--- a/articles/Week3_Player_Props.docx
+++ b/articles/Week3_Player_Props.docx
@@ -80,7 +80,7 @@
         <w:spacing w:after="40"/>
       </w:pPr>
       <w:r>
-        <w:t xml:space="preserve">Lawayne McCoy Over 37.5 Receiving Yards</w:t>
+        <w:t xml:space="preserve">Noah Kim Over 130.5 Passing Yards</w:t>
       </w:r>
     </w:p>
     <w:p>
@@ -93,7 +93,7 @@
           <w:sz w:val="21"/>
           <w:szCs w:val="21"/>
         </w:rPr>
-        <w:t xml:space="preserve">SMU Mustangs @ Louisville Cardinals</w:t>
+        <w:t xml:space="preserve">Eastern Michigan Eagles @ Wisconsin Badgers</w:t>
       </w:r>
     </w:p>
     <w:tbl>
@@ -155,7 +155,7 @@
                 <w:sz w:val="19"/>
                 <w:szCs w:val="19"/>
               </w:rPr>
-              <w:t xml:space="preserve">37.5 (-110)</w:t>
+              <w:t xml:space="preserve">130.5</w:t>
             </w:r>
           </w:p>
         </w:tc>
@@ -203,7 +203,7 @@
                 <w:sz w:val="19"/>
                 <w:szCs w:val="19"/>
               </w:rPr>
-              <w:t xml:space="preserve">69.9 (+86%)</w:t>
+              <w:t xml:space="preserve">227.5 (+74.3%)</w:t>
             </w:r>
           </w:p>
         </w:tc>
@@ -251,208 +251,160 @@
                 <w:sz w:val="19"/>
                 <w:szCs w:val="19"/>
               </w:rPr>
-              <w:t xml:space="preserve">82.0 yds/gm on 4.0 tgt/gm</w:t>
-            </w:r>
-          </w:p>
-        </w:tc>
-      </w:tr>
-      <w:tr>
-        <w:tc>
-          <w:tcPr>
-            <w:tcW w:type="dxa" w:w="3830"/>
-            <w:shd w:fill="F4F5F7" w:val="clear"/>
-            <w:tcMar>
-              <w:top w:type="dxa" w:w="60"/>
-              <w:left w:type="dxa" w:w="120"/>
-              <w:bottom w:type="dxa" w:w="60"/>
-              <w:right w:type="dxa" w:w="120"/>
-            </w:tcMar>
-          </w:tcPr>
-          <w:p>
-            <w:r>
-              <w:rPr>
-                <w:b w:val="false"/>
-                <w:bCs w:val="false"/>
-                <w:sz w:val="19"/>
-                <w:szCs w:val="19"/>
-              </w:rPr>
-              <w:t xml:space="preserve">Target share</w:t>
-            </w:r>
-          </w:p>
-        </w:tc>
-        <w:tc>
-          <w:tcPr>
-            <w:tcW w:type="dxa" w:w="6250"/>
-            <w:shd w:fill="F4F5F7" w:val="clear"/>
-            <w:tcMar>
-              <w:top w:type="dxa" w:w="60"/>
-              <w:left w:type="dxa" w:w="120"/>
-              <w:bottom w:type="dxa" w:w="60"/>
-              <w:right w:type="dxa" w:w="120"/>
-            </w:tcMar>
-          </w:tcPr>
-          <w:p>
-            <w:r>
-              <w:rPr>
-                <w:b/>
-                <w:bCs/>
-                <w:sz w:val="19"/>
-                <w:szCs w:val="19"/>
-              </w:rPr>
-              <w:t xml:space="preserve">20.5%, 4th on the team</w:t>
-            </w:r>
-          </w:p>
-        </w:tc>
-      </w:tr>
-      <w:tr>
-        <w:tc>
-          <w:tcPr>
-            <w:tcW w:type="dxa" w:w="3830"/>
-            <w:shd w:fill="FFFFFF" w:val="clear"/>
-            <w:tcMar>
-              <w:top w:type="dxa" w:w="60"/>
-              <w:left w:type="dxa" w:w="120"/>
-              <w:bottom w:type="dxa" w:w="60"/>
-              <w:right w:type="dxa" w:w="120"/>
-            </w:tcMar>
-          </w:tcPr>
-          <w:p>
-            <w:r>
-              <w:rPr>
-                <w:b w:val="false"/>
-                <w:bCs w:val="false"/>
-                <w:sz w:val="19"/>
-                <w:szCs w:val="19"/>
-              </w:rPr>
-              <w:t xml:space="preserve">Role</w:t>
-            </w:r>
-          </w:p>
-        </w:tc>
-        <w:tc>
-          <w:tcPr>
-            <w:tcW w:type="dxa" w:w="6250"/>
-            <w:shd w:fill="FFFFFF" w:val="clear"/>
-            <w:tcMar>
-              <w:top w:type="dxa" w:w="60"/>
-              <w:left w:type="dxa" w:w="120"/>
-              <w:bottom w:type="dxa" w:w="60"/>
-              <w:right w:type="dxa" w:w="120"/>
-            </w:tcMar>
-          </w:tcPr>
-          <w:p>
-            <w:r>
-              <w:rPr>
-                <w:b/>
-                <w:bCs/>
-                <w:sz w:val="19"/>
-                <w:szCs w:val="19"/>
-              </w:rPr>
-              <w:t xml:space="preserve">25 routes/gm</w:t>
-            </w:r>
-          </w:p>
-        </w:tc>
-      </w:tr>
-      <w:tr>
-        <w:tc>
-          <w:tcPr>
-            <w:tcW w:type="dxa" w:w="3830"/>
-            <w:shd w:fill="F4F5F7" w:val="clear"/>
-            <w:tcMar>
-              <w:top w:type="dxa" w:w="60"/>
-              <w:left w:type="dxa" w:w="120"/>
-              <w:bottom w:type="dxa" w:w="60"/>
-              <w:right w:type="dxa" w:w="120"/>
-            </w:tcMar>
-          </w:tcPr>
-          <w:p>
-            <w:r>
-              <w:rPr>
-                <w:b w:val="false"/>
-                <w:bCs w:val="false"/>
-                <w:sz w:val="19"/>
-                <w:szCs w:val="19"/>
-              </w:rPr>
-              <w:t xml:space="preserve">PFF offense grade</w:t>
-            </w:r>
-          </w:p>
-        </w:tc>
-        <w:tc>
-          <w:tcPr>
-            <w:tcW w:type="dxa" w:w="6250"/>
-            <w:shd w:fill="F4F5F7" w:val="clear"/>
-            <w:tcMar>
-              <w:top w:type="dxa" w:w="60"/>
-              <w:left w:type="dxa" w:w="120"/>
-              <w:bottom w:type="dxa" w:w="60"/>
-              <w:right w:type="dxa" w:w="120"/>
-            </w:tcMar>
-          </w:tcPr>
-          <w:p>
-            <w:r>
-              <w:rPr>
-                <w:b/>
-                <w:bCs/>
-                <w:sz w:val="19"/>
-                <w:szCs w:val="19"/>
-              </w:rPr>
-              <w:t xml:space="preserve">76.0</w:t>
-            </w:r>
-          </w:p>
-        </w:tc>
-      </w:tr>
-      <w:tr>
-        <w:tc>
-          <w:tcPr>
-            <w:tcW w:type="dxa" w:w="3830"/>
-            <w:shd w:fill="FFFFFF" w:val="clear"/>
-            <w:tcMar>
-              <w:top w:type="dxa" w:w="60"/>
-              <w:left w:type="dxa" w:w="120"/>
-              <w:bottom w:type="dxa" w:w="60"/>
-              <w:right w:type="dxa" w:w="120"/>
-            </w:tcMar>
-          </w:tcPr>
-          <w:p>
-            <w:r>
-              <w:rPr>
-                <w:b w:val="false"/>
-                <w:bCs w:val="false"/>
-                <w:sz w:val="19"/>
-                <w:szCs w:val="19"/>
-              </w:rPr>
-              <w:t xml:space="preserve">aDOT</w:t>
-            </w:r>
-          </w:p>
-        </w:tc>
-        <w:tc>
-          <w:tcPr>
-            <w:tcW w:type="dxa" w:w="6250"/>
-            <w:shd w:fill="FFFFFF" w:val="clear"/>
-            <w:tcMar>
-              <w:top w:type="dxa" w:w="60"/>
-              <w:left w:type="dxa" w:w="120"/>
-              <w:bottom w:type="dxa" w:w="60"/>
-              <w:right w:type="dxa" w:w="120"/>
-            </w:tcMar>
-          </w:tcPr>
-          <w:p>
-            <w:r>
-              <w:rPr>
-                <w:b/>
-                <w:bCs/>
-                <w:sz w:val="19"/>
-                <w:szCs w:val="19"/>
-              </w:rPr>
-              <w:t xml:space="preserve">21.4</w:t>
-            </w:r>
-          </w:p>
-        </w:tc>
-      </w:tr>
-      <w:tr>
-        <w:tc>
-          <w:tcPr>
-            <w:tcW w:type="dxa" w:w="3830"/>
-            <w:shd w:fill="F4F5F7" w:val="clear"/>
+              <w:t xml:space="preserve">192.0 yds/gm across 3 games</w:t>
+            </w:r>
+          </w:p>
+        </w:tc>
+      </w:tr>
+      <w:tr>
+        <w:tc>
+          <w:tcPr>
+            <w:tcW w:type="dxa" w:w="3830"/>
+            <w:shd w:fill="F4F5F7" w:val="clear"/>
+            <w:tcMar>
+              <w:top w:type="dxa" w:w="60"/>
+              <w:left w:type="dxa" w:w="120"/>
+              <w:bottom w:type="dxa" w:w="60"/>
+              <w:right w:type="dxa" w:w="120"/>
+            </w:tcMar>
+          </w:tcPr>
+          <w:p>
+            <w:r>
+              <w:rPr>
+                <w:b w:val="false"/>
+                <w:bCs w:val="false"/>
+                <w:sz w:val="19"/>
+                <w:szCs w:val="19"/>
+              </w:rPr>
+              <w:t xml:space="preserve">Volume</w:t>
+            </w:r>
+          </w:p>
+        </w:tc>
+        <w:tc>
+          <w:tcPr>
+            <w:tcW w:type="dxa" w:w="6250"/>
+            <w:shd w:fill="F4F5F7" w:val="clear"/>
+            <w:tcMar>
+              <w:top w:type="dxa" w:w="60"/>
+              <w:left w:type="dxa" w:w="120"/>
+              <w:bottom w:type="dxa" w:w="60"/>
+              <w:right w:type="dxa" w:w="120"/>
+            </w:tcMar>
+          </w:tcPr>
+          <w:p>
+            <w:r>
+              <w:rPr>
+                <w:b/>
+                <w:bCs/>
+                <w:sz w:val="19"/>
+                <w:szCs w:val="19"/>
+              </w:rPr>
+              <w:t xml:space="preserve">36 attempts/gm, 108 on the season</w:t>
+            </w:r>
+          </w:p>
+        </w:tc>
+      </w:tr>
+      <w:tr>
+        <w:tc>
+          <w:tcPr>
+            <w:tcW w:type="dxa" w:w="3830"/>
+            <w:shd w:fill="FFFFFF" w:val="clear"/>
+            <w:tcMar>
+              <w:top w:type="dxa" w:w="60"/>
+              <w:left w:type="dxa" w:w="120"/>
+              <w:bottom w:type="dxa" w:w="60"/>
+              <w:right w:type="dxa" w:w="120"/>
+            </w:tcMar>
+          </w:tcPr>
+          <w:p>
+            <w:r>
+              <w:rPr>
+                <w:b w:val="false"/>
+                <w:bCs w:val="false"/>
+                <w:sz w:val="19"/>
+                <w:szCs w:val="19"/>
+              </w:rPr>
+              <w:t xml:space="preserve">Line vs production</w:t>
+            </w:r>
+          </w:p>
+        </w:tc>
+        <w:tc>
+          <w:tcPr>
+            <w:tcW w:type="dxa" w:w="6250"/>
+            <w:shd w:fill="FFFFFF" w:val="clear"/>
+            <w:tcMar>
+              <w:top w:type="dxa" w:w="60"/>
+              <w:left w:type="dxa" w:w="120"/>
+              <w:bottom w:type="dxa" w:w="60"/>
+              <w:right w:type="dxa" w:w="120"/>
+            </w:tcMar>
+          </w:tcPr>
+          <w:p>
+            <w:r>
+              <w:rPr>
+                <w:b/>
+                <w:bCs/>
+                <w:sz w:val="19"/>
+                <w:szCs w:val="19"/>
+              </w:rPr>
+              <w:t xml:space="preserve">61.5 yds/gm below his average</w:t>
+            </w:r>
+          </w:p>
+        </w:tc>
+      </w:tr>
+      <w:tr>
+        <w:tc>
+          <w:tcPr>
+            <w:tcW w:type="dxa" w:w="3830"/>
+            <w:shd w:fill="F4F5F7" w:val="clear"/>
+            <w:tcMar>
+              <w:top w:type="dxa" w:w="60"/>
+              <w:left w:type="dxa" w:w="120"/>
+              <w:bottom w:type="dxa" w:w="60"/>
+              <w:right w:type="dxa" w:w="120"/>
+            </w:tcMar>
+          </w:tcPr>
+          <w:p>
+            <w:r>
+              <w:rPr>
+                <w:b w:val="false"/>
+                <w:bCs w:val="false"/>
+                <w:sz w:val="19"/>
+                <w:szCs w:val="19"/>
+              </w:rPr>
+              <w:t xml:space="preserve">Team implied total</w:t>
+            </w:r>
+          </w:p>
+        </w:tc>
+        <w:tc>
+          <w:tcPr>
+            <w:tcW w:type="dxa" w:w="6250"/>
+            <w:shd w:fill="F4F5F7" w:val="clear"/>
+            <w:tcMar>
+              <w:top w:type="dxa" w:w="60"/>
+              <w:left w:type="dxa" w:w="120"/>
+              <w:bottom w:type="dxa" w:w="60"/>
+              <w:right w:type="dxa" w:w="120"/>
+            </w:tcMar>
+          </w:tcPr>
+          <w:p>
+            <w:r>
+              <w:rPr>
+                <w:b/>
+                <w:bCs/>
+                <w:sz w:val="19"/>
+                <w:szCs w:val="19"/>
+              </w:rPr>
+              <w:t xml:space="preserve">10.5 vs 26.6 league avg</w:t>
+            </w:r>
+          </w:p>
+        </w:tc>
+      </w:tr>
+      <w:tr>
+        <w:tc>
+          <w:tcPr>
+            <w:tcW w:type="dxa" w:w="3830"/>
+            <w:shd w:fill="FFFFFF" w:val="clear"/>
             <w:tcMar>
               <w:top w:type="dxa" w:w="60"/>
               <w:left w:type="dxa" w:w="120"/>
@@ -475,23 +427,23 @@
         <w:tc>
           <w:tcPr>
             <w:tcW w:type="dxa" w:w="6250"/>
-            <w:shd w:fill="F4F5F7" w:val="clear"/>
-            <w:tcMar>
-              <w:top w:type="dxa" w:w="60"/>
-              <w:left w:type="dxa" w:w="120"/>
-              <w:bottom w:type="dxa" w:w="60"/>
-              <w:right w:type="dxa" w:w="120"/>
-            </w:tcMar>
-          </w:tcPr>
-          <w:p>
-            <w:r>
-              <w:rPr>
-                <w:b/>
-                <w:bCs/>
-                <w:sz w:val="19"/>
-                <w:szCs w:val="19"/>
-              </w:rPr>
-              <w:t xml:space="preserve">1</w:t>
+            <w:shd w:fill="FFFFFF" w:val="clear"/>
+            <w:tcMar>
+              <w:top w:type="dxa" w:w="60"/>
+              <w:left w:type="dxa" w:w="120"/>
+              <w:bottom w:type="dxa" w:w="60"/>
+              <w:right w:type="dxa" w:w="120"/>
+            </w:tcMar>
+          </w:tcPr>
+          <w:p>
+            <w:r>
+              <w:rPr>
+                <w:b/>
+                <w:bCs/>
+                <w:sz w:val="19"/>
+                <w:szCs w:val="19"/>
+              </w:rPr>
+              <w:t xml:space="preserve">3</w:t>
             </w:r>
           </w:p>
         </w:tc>
@@ -507,7 +459,7 @@
         <w:spacing w:after="160" w:line="276"/>
       </w:pPr>
       <w:r>
-        <w:t xml:space="preserve">McCoy has 164 receiving yards on 5 catches through two games, 82 per game against a line of 37.5, on 25 routes a game. The volume behind it is small: he is 4th on Louisville in targets with 8, a 20.5% share, behind Tre Richardson's 13 and 9 each for Jaleel Skinner and TreyShun Hurry. He leads the team in receiving yards on the fewest targets of the four, so this is efficiency, not volume. Projection of 69.9 sits between his current rate and the line.</w:t>
+        <w:t xml:space="preserve">Kim has 576 passing yards in three games, 192 a game, against a line of 130.5. The projection is 227.5. He has thrown it 108 times, 36 attempts a game, which is the volume that makes a 130-yard line reachable regardless of efficiency.</w:t>
       </w:r>
     </w:p>
     <w:p>
@@ -515,7 +467,7 @@
         <w:spacing w:after="160" w:line="276"/>
       </w:pPr>
       <w:r>
-        <w:t xml:space="preserve">Louisville is 1-1 with a +21.5 margin and rates 23rd in the 2026 SP+ number, with the offense 14th nationally in Success Rate and 18th in Points Per Opportunity. They are a 1.5-point home favorite with a 30.0 implied team total against a league average of 26.6, so the script does not call for the pass to be abandoned. SMU's defense ranks 36th in Success Rate allowed and 88th in Explosiveness allowed, which is the split that matters for a deep target: they hold up snap to snap and give up the long one.</w:t>
+        <w:t xml:space="preserve">Efficiency is the reason the line is low and it is real: 5.3 yards per attempt on a 53.2 passing grade, 3 TDs to 1 INT and 6 sacks taken. This is not a projection that he plays well. It is that a quarterback throwing 36 times a game clears 130 yards at 3.6 yards per attempt, and he is at 5.3.</w:t>
       </w:r>
     </w:p>
     <w:p>
@@ -523,7 +475,7 @@
         <w:spacing w:after="160" w:line="276"/>
       </w:pPr>
       <w:r>
-        <w:t xml:space="preserve">3.28 yards per route run is the rate that turns 25 routes into yardage, and at a 21.4 aDOT one completion covers the line. SMU has generated 42 pressures and 7 sacks in two games, which shortens the time to throw but also produces the scramble-drill shots his role is built on. McCoy is not on Louisville's injury report.</w:t>
+        <w:t xml:space="preserve">Eastern Michigan is a 23.5-point road underdog at Wisconsin with a 10.5 implied team total, and the model already applies a 0.735 pace and script adjustment for it. Trailing is what produces the attempts: the script that suppresses the team total is the same script that raises the pass volume. Kim is confirmed as the starter and has started every game since 2025.</w:t>
       </w:r>
     </w:p>
     <w:p>
@@ -537,7 +489,7 @@
         <w:spacing w:after="40"/>
       </w:pPr>
       <w:r>
-        <w:t xml:space="preserve">Jeremiah Koger Over 37.5 Receiving Yards</w:t>
+        <w:t xml:space="preserve">Micah Hudson Under 2.5 Receptions</w:t>
       </w:r>
     </w:p>
     <w:p>
@@ -550,7 +502,7 @@
           <w:sz w:val="21"/>
           <w:szCs w:val="21"/>
         </w:rPr>
-        <w:t xml:space="preserve">Florida Gators @ Auburn Tigers</w:t>
+        <w:t xml:space="preserve">Houston Cougars @ Texas Tech Red Raiders</w:t>
       </w:r>
     </w:p>
     <w:tbl>
@@ -612,7 +564,7 @@
                 <w:sz w:val="19"/>
                 <w:szCs w:val="19"/>
               </w:rPr>
-              <w:t xml:space="preserve">37.5 (-118)</w:t>
+              <w:t xml:space="preserve">2.5</w:t>
             </w:r>
           </w:p>
         </w:tc>
@@ -660,7 +612,7 @@
                 <w:sz w:val="19"/>
                 <w:szCs w:val="19"/>
               </w:rPr>
-              <w:t xml:space="preserve">60.4 (+61%)</w:t>
+              <w:t xml:space="preserve">1.1 (-56.0%)</w:t>
             </w:r>
           </w:p>
         </w:tc>
@@ -708,7 +660,7 @@
                 <w:sz w:val="19"/>
                 <w:szCs w:val="19"/>
               </w:rPr>
-              <w:t xml:space="preserve">61.5 yds/gm on 6.0 tgt/gm</w:t>
+              <w:t xml:space="preserve">1.5 rec/gm on 3.0 tgt/gm</w:t>
             </w:r>
           </w:p>
         </w:tc>
@@ -756,7 +708,7 @@
                 <w:sz w:val="19"/>
                 <w:szCs w:val="19"/>
               </w:rPr>
-              <w:t xml:space="preserve">24.0%, 3rd on the team, leads it in yards</w:t>
+              <w:t xml:space="preserve">10.2%, 4th on the team</w:t>
             </w:r>
           </w:p>
         </w:tc>
@@ -804,55 +756,55 @@
                 <w:sz w:val="19"/>
                 <w:szCs w:val="19"/>
               </w:rPr>
-              <w:t xml:space="preserve">32 routes/gm</w:t>
-            </w:r>
-          </w:p>
-        </w:tc>
-      </w:tr>
-      <w:tr>
-        <w:tc>
-          <w:tcPr>
-            <w:tcW w:type="dxa" w:w="3830"/>
-            <w:shd w:fill="F4F5F7" w:val="clear"/>
-            <w:tcMar>
-              <w:top w:type="dxa" w:w="60"/>
-              <w:left w:type="dxa" w:w="120"/>
-              <w:bottom w:type="dxa" w:w="60"/>
-              <w:right w:type="dxa" w:w="120"/>
-            </w:tcMar>
-          </w:tcPr>
-          <w:p>
-            <w:r>
-              <w:rPr>
-                <w:b w:val="false"/>
-                <w:bCs w:val="false"/>
-                <w:sz w:val="19"/>
-                <w:szCs w:val="19"/>
-              </w:rPr>
-              <w:t xml:space="preserve">PFF offense grade</w:t>
-            </w:r>
-          </w:p>
-        </w:tc>
-        <w:tc>
-          <w:tcPr>
-            <w:tcW w:type="dxa" w:w="6250"/>
-            <w:shd w:fill="F4F5F7" w:val="clear"/>
-            <w:tcMar>
-              <w:top w:type="dxa" w:w="60"/>
-              <w:left w:type="dxa" w:w="120"/>
-              <w:bottom w:type="dxa" w:w="60"/>
-              <w:right w:type="dxa" w:w="120"/>
-            </w:tcMar>
-          </w:tcPr>
-          <w:p>
-            <w:r>
-              <w:rPr>
-                <w:b/>
-                <w:bCs/>
-                <w:sz w:val="19"/>
-                <w:szCs w:val="19"/>
-              </w:rPr>
-              <w:t xml:space="preserve">68.8</w:t>
+              <w:t xml:space="preserve">26 routes/gm, still full time</w:t>
+            </w:r>
+          </w:p>
+        </w:tc>
+      </w:tr>
+      <w:tr>
+        <w:tc>
+          <w:tcPr>
+            <w:tcW w:type="dxa" w:w="3830"/>
+            <w:shd w:fill="F4F5F7" w:val="clear"/>
+            <w:tcMar>
+              <w:top w:type="dxa" w:w="60"/>
+              <w:left w:type="dxa" w:w="120"/>
+              <w:bottom w:type="dxa" w:w="60"/>
+              <w:right w:type="dxa" w:w="120"/>
+            </w:tcMar>
+          </w:tcPr>
+          <w:p>
+            <w:r>
+              <w:rPr>
+                <w:b w:val="false"/>
+                <w:bCs w:val="false"/>
+                <w:sz w:val="19"/>
+                <w:szCs w:val="19"/>
+              </w:rPr>
+              <w:t xml:space="preserve">Efficiency</w:t>
+            </w:r>
+          </w:p>
+        </w:tc>
+        <w:tc>
+          <w:tcPr>
+            <w:tcW w:type="dxa" w:w="6250"/>
+            <w:shd w:fill="F4F5F7" w:val="clear"/>
+            <w:tcMar>
+              <w:top w:type="dxa" w:w="60"/>
+              <w:left w:type="dxa" w:w="120"/>
+              <w:bottom w:type="dxa" w:w="60"/>
+              <w:right w:type="dxa" w:w="120"/>
+            </w:tcMar>
+          </w:tcPr>
+          <w:p>
+            <w:r>
+              <w:rPr>
+                <w:b/>
+                <w:bCs/>
+                <w:sz w:val="19"/>
+                <w:szCs w:val="19"/>
+              </w:rPr>
+              <w:t xml:space="preserve">0.86 yprr, 50.0% catch rate</w:t>
             </w:r>
           </w:p>
         </w:tc>
@@ -900,7 +852,7 @@
                 <w:sz w:val="19"/>
                 <w:szCs w:val="19"/>
               </w:rPr>
-              <w:t xml:space="preserve">5, best consensus on the card</w:t>
+              <w:t xml:space="preserve">3</w:t>
             </w:r>
           </w:p>
         </w:tc>
@@ -916,7 +868,7 @@
         <w:spacing w:after="160" w:line="276"/>
       </w:pPr>
       <w:r>
-        <w:t xml:space="preserve">Five books post this line and Koger has cleared it in both games, 123 yards on 12 targets, 61.5 per game against 37.5. Projection is 60.4.</w:t>
+        <w:t xml:space="preserve">Hudson has 3 catches on 6 targets in two games, 1.5 a game against a line of 2.5. The projection is 1.1. He is 4th on Texas Tech in targets at a 10.2% share, behind Kenny Johnson's 12, J'Koby Williams's 10 and Coy Eakin's 8.</w:t>
       </w:r>
     </w:p>
     <w:p>
@@ -924,7 +876,7 @@
         <w:spacing w:after="160" w:line="276"/>
       </w:pPr>
       <w:r>
-        <w:t xml:space="preserve">Volume separates this from the other receiving props. Six targets a game on 32 routes means no long TD is required to reach 38 yards. He is not Auburn's first read, with Keshaun Singleton at 16 targets to Koger's 12, but the two are close and Koger has the better rate, 1.92 yprr to 1.82 on a 68.8 grade. Auburn is a 2-point home underdog with a 25.8 implied total.</w:t>
+        <w:t xml:space="preserve">The structure is the same one that makes these unders stable: he is on the field and not being thrown to. 26 routes a game is full time participation, so this is not a snap count that a depth chart change reverses; it is a target distribution. His 0.86 yards per route run and 50.0% catch rate on a 12.2 aDOT are the reasons the targets are going elsewhere.</w:t>
       </w:r>
     </w:p>
     <w:p>
@@ -932,7 +884,7 @@
         <w:spacing w:after="160" w:line="276"/>
       </w:pPr>
       <w:r>
-        <w:t xml:space="preserve">Auburn throws it because they have to and because they play fast. They run the 3rd quickest tempo in the country at 22.5 seconds per snap, QB Byrum Brown has 64 attempts through two games, and the offense ranks 105th in Finishing Drives, so drives end in punts and more possessions rather than clock-killing scores. Florida's defense has 38 pressures and 9 TFL and ranks 18th in Havoc, which raises the variance on both sides of this number. Auburn's availability report lists only lineman Tai Buster out with TE Hunter Herring questionable; no Auburn receiver is on it.</w:t>
+        <w:t xml:space="preserve">Texas Tech is a 7.5-point home favorite with a 30.0 implied total against a league average of 26.6, so the offense is expected to work, and Hudson's share of it has been 3 targets a game. Kenny Johnson at 20.3% and a 75.0% catch rate is where the volume sits.</w:t>
       </w:r>
     </w:p>
     <w:p>
@@ -946,7 +898,7 @@
         <w:spacing w:after="40"/>
       </w:pPr>
       <w:r>
-        <w:t xml:space="preserve">Omarion Miller Over 5.5 Receptions</w:t>
+        <w:t xml:space="preserve">Keshaun Singleton Over 44.5 Receiving Yards</w:t>
       </w:r>
     </w:p>
     <w:p>
@@ -959,7 +911,7 @@
           <w:sz w:val="21"/>
           <w:szCs w:val="21"/>
         </w:rPr>
-        <w:t xml:space="preserve">Kansas Jayhawks @ Arizona State Sun Devils</w:t>
+        <w:t xml:space="preserve">Florida Gators @ Auburn Tigers</w:t>
       </w:r>
     </w:p>
     <w:tbl>
@@ -1021,7 +973,7 @@
                 <w:sz w:val="19"/>
                 <w:szCs w:val="19"/>
               </w:rPr>
-              <w:t xml:space="preserve">5.5 (-108)</w:t>
+              <w:t xml:space="preserve">44.5</w:t>
             </w:r>
           </w:p>
         </w:tc>
@@ -1069,7 +1021,7 @@
                 <w:sz w:val="19"/>
                 <w:szCs w:val="19"/>
               </w:rPr>
-              <w:t xml:space="preserve">8.3 (+51%)</w:t>
+              <w:t xml:space="preserve">67.8 (+52.4%)</w:t>
             </w:r>
           </w:p>
         </w:tc>
@@ -1117,7 +1069,7 @@
                 <w:sz w:val="19"/>
                 <w:szCs w:val="19"/>
               </w:rPr>
-              <w:t xml:space="preserve">8.5 rec/gm on 12.0 tgt/gm</w:t>
+              <w:t xml:space="preserve">65.5 yds/gm on 8.0 tgt/gm</w:t>
             </w:r>
           </w:p>
         </w:tc>
@@ -1165,7 +1117,7 @@
                 <w:sz w:val="19"/>
                 <w:szCs w:val="19"/>
               </w:rPr>
-              <w:t xml:space="preserve">45.3%, team leader</w:t>
+              <w:t xml:space="preserve">23.5%, team leader</w:t>
             </w:r>
           </w:p>
         </w:tc>
@@ -1213,64 +1165,16 @@
                 <w:sz w:val="19"/>
                 <w:szCs w:val="19"/>
               </w:rPr>
-              <w:t xml:space="preserve">30 routes/gm</w:t>
-            </w:r>
-          </w:p>
-        </w:tc>
-      </w:tr>
-      <w:tr>
-        <w:tc>
-          <w:tcPr>
-            <w:tcW w:type="dxa" w:w="3830"/>
-            <w:shd w:fill="F4F5F7" w:val="clear"/>
-            <w:tcMar>
-              <w:top w:type="dxa" w:w="60"/>
-              <w:left w:type="dxa" w:w="120"/>
-              <w:bottom w:type="dxa" w:w="60"/>
-              <w:right w:type="dxa" w:w="120"/>
-            </w:tcMar>
-          </w:tcPr>
-          <w:p>
-            <w:r>
-              <w:rPr>
-                <w:b w:val="false"/>
-                <w:bCs w:val="false"/>
-                <w:sz w:val="19"/>
-                <w:szCs w:val="19"/>
-              </w:rPr>
-              <w:t xml:space="preserve">Catch rate</w:t>
-            </w:r>
-          </w:p>
-        </w:tc>
-        <w:tc>
-          <w:tcPr>
-            <w:tcW w:type="dxa" w:w="6250"/>
-            <w:shd w:fill="F4F5F7" w:val="clear"/>
-            <w:tcMar>
-              <w:top w:type="dxa" w:w="60"/>
-              <w:left w:type="dxa" w:w="120"/>
-              <w:bottom w:type="dxa" w:w="60"/>
-              <w:right w:type="dxa" w:w="120"/>
-            </w:tcMar>
-          </w:tcPr>
-          <w:p>
-            <w:r>
-              <w:rPr>
-                <w:b/>
-                <w:bCs/>
-                <w:sz w:val="19"/>
-                <w:szCs w:val="19"/>
-              </w:rPr>
-              <w:t xml:space="preserve">70.8%</w:t>
-            </w:r>
-          </w:p>
-        </w:tc>
-      </w:tr>
-      <w:tr>
-        <w:tc>
-          <w:tcPr>
-            <w:tcW w:type="dxa" w:w="3830"/>
-            <w:shd w:fill="FFFFFF" w:val="clear"/>
+              <w:t xml:space="preserve">36 routes/gm</w:t>
+            </w:r>
+          </w:p>
+        </w:tc>
+      </w:tr>
+      <w:tr>
+        <w:tc>
+          <w:tcPr>
+            <w:tcW w:type="dxa" w:w="3830"/>
+            <w:shd w:fill="F4F5F7" w:val="clear"/>
             <w:tcMar>
               <w:top w:type="dxa" w:w="60"/>
               <w:left w:type="dxa" w:w="120"/>
@@ -1293,128 +1197,32 @@
         <w:tc>
           <w:tcPr>
             <w:tcW w:type="dxa" w:w="6250"/>
-            <w:shd w:fill="FFFFFF" w:val="clear"/>
-            <w:tcMar>
-              <w:top w:type="dxa" w:w="60"/>
-              <w:left w:type="dxa" w:w="120"/>
-              <w:bottom w:type="dxa" w:w="60"/>
-              <w:right w:type="dxa" w:w="120"/>
-            </w:tcMar>
-          </w:tcPr>
-          <w:p>
-            <w:r>
-              <w:rPr>
-                <w:b/>
-                <w:bCs/>
-                <w:sz w:val="19"/>
-                <w:szCs w:val="19"/>
-              </w:rPr>
-              <w:t xml:space="preserve">2.3</w:t>
-            </w:r>
-          </w:p>
-        </w:tc>
-      </w:tr>
-      <w:tr>
-        <w:tc>
-          <w:tcPr>
-            <w:tcW w:type="dxa" w:w="3830"/>
-            <w:shd w:fill="F4F5F7" w:val="clear"/>
-            <w:tcMar>
-              <w:top w:type="dxa" w:w="60"/>
-              <w:left w:type="dxa" w:w="120"/>
-              <w:bottom w:type="dxa" w:w="60"/>
-              <w:right w:type="dxa" w:w="120"/>
-            </w:tcMar>
-          </w:tcPr>
-          <w:p>
-            <w:r>
-              <w:rPr>
-                <w:b w:val="false"/>
-                <w:bCs w:val="false"/>
-                <w:sz w:val="19"/>
-                <w:szCs w:val="19"/>
-              </w:rPr>
-              <w:t xml:space="preserve">Status</w:t>
-            </w:r>
-          </w:p>
-        </w:tc>
-        <w:tc>
-          <w:tcPr>
-            <w:tcW w:type="dxa" w:w="6250"/>
-            <w:shd w:fill="F4F5F7" w:val="clear"/>
-            <w:tcMar>
-              <w:top w:type="dxa" w:w="60"/>
-              <w:left w:type="dxa" w:w="120"/>
-              <w:bottom w:type="dxa" w:w="60"/>
-              <w:right w:type="dxa" w:w="120"/>
-            </w:tcMar>
-          </w:tcPr>
-          <w:p>
-            <w:r>
-              <w:rPr>
-                <w:b/>
-                <w:bCs/>
-                <w:sz w:val="19"/>
-                <w:szCs w:val="19"/>
-              </w:rPr>
-              <w:t xml:space="preserve">Probable (undisclosed)</w:t>
-            </w:r>
-          </w:p>
-        </w:tc>
-      </w:tr>
-      <w:tr>
-        <w:tc>
-          <w:tcPr>
-            <w:tcW w:type="dxa" w:w="3830"/>
-            <w:shd w:fill="FFFFFF" w:val="clear"/>
-            <w:tcMar>
-              <w:top w:type="dxa" w:w="60"/>
-              <w:left w:type="dxa" w:w="120"/>
-              <w:bottom w:type="dxa" w:w="60"/>
-              <w:right w:type="dxa" w:w="120"/>
-            </w:tcMar>
-          </w:tcPr>
-          <w:p>
-            <w:r>
-              <w:rPr>
-                <w:b w:val="false"/>
-                <w:bCs w:val="false"/>
-                <w:sz w:val="19"/>
-                <w:szCs w:val="19"/>
-              </w:rPr>
-              <w:t xml:space="preserve">Venue</w:t>
-            </w:r>
-          </w:p>
-        </w:tc>
-        <w:tc>
-          <w:tcPr>
-            <w:tcW w:type="dxa" w:w="6250"/>
-            <w:shd w:fill="FFFFFF" w:val="clear"/>
-            <w:tcMar>
-              <w:top w:type="dxa" w:w="60"/>
-              <w:left w:type="dxa" w:w="120"/>
-              <w:bottom w:type="dxa" w:w="60"/>
-              <w:right w:type="dxa" w:w="120"/>
-            </w:tcMar>
-          </w:tcPr>
-          <w:p>
-            <w:r>
-              <w:rPr>
-                <w:b/>
-                <w:bCs/>
-                <w:sz w:val="19"/>
-                <w:szCs w:val="19"/>
-              </w:rPr>
-              <w:t xml:space="preserve">Wembley Stadium, London, neutral</w:t>
-            </w:r>
-          </w:p>
-        </w:tc>
-      </w:tr>
-      <w:tr>
-        <w:tc>
-          <w:tcPr>
-            <w:tcW w:type="dxa" w:w="3830"/>
-            <w:shd w:fill="F4F5F7" w:val="clear"/>
+            <w:shd w:fill="F4F5F7" w:val="clear"/>
+            <w:tcMar>
+              <w:top w:type="dxa" w:w="60"/>
+              <w:left w:type="dxa" w:w="120"/>
+              <w:bottom w:type="dxa" w:w="60"/>
+              <w:right w:type="dxa" w:w="120"/>
+            </w:tcMar>
+          </w:tcPr>
+          <w:p>
+            <w:r>
+              <w:rPr>
+                <w:b/>
+                <w:bCs/>
+                <w:sz w:val="19"/>
+                <w:szCs w:val="19"/>
+              </w:rPr>
+              <w:t xml:space="preserve">10.4, 62.5% caught</w:t>
+            </w:r>
+          </w:p>
+        </w:tc>
+      </w:tr>
+      <w:tr>
+        <w:tc>
+          <w:tcPr>
+            <w:tcW w:type="dxa" w:w="3830"/>
+            <w:shd w:fill="FFFFFF" w:val="clear"/>
             <w:tcMar>
               <w:top w:type="dxa" w:w="60"/>
               <w:left w:type="dxa" w:w="120"/>
@@ -1437,23 +1245,23 @@
         <w:tc>
           <w:tcPr>
             <w:tcW w:type="dxa" w:w="6250"/>
-            <w:shd w:fill="F4F5F7" w:val="clear"/>
-            <w:tcMar>
-              <w:top w:type="dxa" w:w="60"/>
-              <w:left w:type="dxa" w:w="120"/>
-              <w:bottom w:type="dxa" w:w="60"/>
-              <w:right w:type="dxa" w:w="120"/>
-            </w:tcMar>
-          </w:tcPr>
-          <w:p>
-            <w:r>
-              <w:rPr>
-                <w:b/>
-                <w:bCs/>
-                <w:sz w:val="19"/>
-                <w:szCs w:val="19"/>
-              </w:rPr>
-              <w:t xml:space="preserve">3</w:t>
+            <w:shd w:fill="FFFFFF" w:val="clear"/>
+            <w:tcMar>
+              <w:top w:type="dxa" w:w="60"/>
+              <w:left w:type="dxa" w:w="120"/>
+              <w:bottom w:type="dxa" w:w="60"/>
+              <w:right w:type="dxa" w:w="120"/>
+            </w:tcMar>
+          </w:tcPr>
+          <w:p>
+            <w:r>
+              <w:rPr>
+                <w:b/>
+                <w:bCs/>
+                <w:sz w:val="19"/>
+                <w:szCs w:val="19"/>
+              </w:rPr>
+              <w:t xml:space="preserve">5, best consensus on the card</w:t>
             </w:r>
           </w:p>
         </w:tc>
@@ -1469,7 +1277,7 @@
         <w:spacing w:after="160" w:line="276"/>
       </w:pPr>
       <w:r>
-        <w:t xml:space="preserve">Twelve targets a game, converted at a 70.8% catch rate for 8.5 receptions per game against a line of 5.5. Projection is 8.3.</w:t>
+        <w:t xml:space="preserve">Singleton has 131 yards on 16 targets in two games, 65.5 a game against a line of 44.5, and the projection is 67.8. Five books post it, the best consensus on the card. He leads Auburn in targets at a 23.5% share ahead of Chas Nimrod's 13 and Jeremiah Koger's 12.</w:t>
       </w:r>
     </w:p>
     <w:p>
@@ -1477,7 +1285,7 @@
         <w:spacing w:after="160" w:line="276"/>
       </w:pPr>
       <w:r>
-        <w:t xml:space="preserve">The 2.3 aDOT is the thesis. Miller is used underneath on screens and quick hitters, the targets that get thrown whether or not the offense is working, so his reception count depends far less on game flow than a downfield receiver's yardage would. He holds 45.3% of Arizona State's target share. Arizona State is 1-1 with a +17.5 margin and an offense ranked 56th in Success Rate and 78th in Points Per Opportunity, a unit that moves the ball without finishing, which keeps drives long and target counts high. They are 5.5-point favorites with a 28.0 implied total.</w:t>
+        <w:t xml:space="preserve">The role is the biggest of the five here: 36 routes a game and 8 targets, at a 90.7% wide alignment rate, so the usage does not depend on formation or on a specific coverage look. A 10.4 aDOT at a 62.5% catch rate means the yardage comes in ordinary catches rather than in one explosive play.</w:t>
       </w:r>
     </w:p>
     <w:p>
@@ -1485,15 +1293,7 @@
         <w:spacing w:after="160" w:line="276"/>
       </w:pPr>
       <w:r>
-        <w:t xml:space="preserve">Miller carries a probable tag with an undisclosed injury. And the game is at Wembley Stadium in London with Kansas as the designated home team and an 11am Central kickoff; the lines feed lists Arizona State as home, which does not change the spread or the implied total but does mean any home field edge the ratings apply here is phantom.</w:t>
-      </w:r>
-    </w:p>
-    <w:p>
-      <w:pPr>
-        <w:spacing w:after="160" w:line="276"/>
-      </w:pPr>
-      <w:r>
-        <w:t xml:space="preserve">The reception count does not require the offense to work. A 2.3 aDOT at a 70.8% catch rate is a volume profile, not an efficiency one, and 45.3% of the targets go to him. Kansas ranks 21st in Success Rate allowed but 113th in Explosiveness allowed, so the defense that has been hardest to beat underneath is the one most willing to concede it. Their front has 27 pressures and 14 TFL, which also means more third and long, where his route tree lives.</w:t>
+        <w:t xml:space="preserve">Auburn throws because they have to and because they play fast, the 3rd quickest tempo in the country at 22.5 seconds per snap on 64 attempts through two games, with the offense 105th in Finishing Drives so drives end and possessions accumulate. They are a 2-point home underdog with a 25.8 implied total. No Auburn receiver appears on the availability report.</w:t>
       </w:r>
     </w:p>
     <w:p>
@@ -1507,7 +1307,7 @@
         <w:spacing w:after="40"/>
       </w:pPr>
       <w:r>
-        <w:t xml:space="preserve">Micah Welch Over 39.5 Rushing Yards</w:t>
+        <w:t xml:space="preserve">Kenny Johnson Over 3.5 Receptions</w:t>
       </w:r>
     </w:p>
     <w:p>
@@ -1520,7 +1320,7 @@
           <w:sz w:val="21"/>
           <w:szCs w:val="21"/>
         </w:rPr>
-        <w:t xml:space="preserve">Colorado Buffaloes @ Northwestern Wildcats</w:t>
+        <w:t xml:space="preserve">Houston Cougars @ Texas Tech Red Raiders</w:t>
       </w:r>
     </w:p>
     <w:tbl>
@@ -1582,7 +1382,7 @@
                 <w:sz w:val="19"/>
                 <w:szCs w:val="19"/>
               </w:rPr>
-              <w:t xml:space="preserve">39.5 (-114)</w:t>
+              <w:t xml:space="preserve">3.5</w:t>
             </w:r>
           </w:p>
         </w:tc>
@@ -1630,7 +1430,7 @@
                 <w:sz w:val="19"/>
                 <w:szCs w:val="19"/>
               </w:rPr>
-              <w:t xml:space="preserve">56.9 (+44%)</w:t>
+              <w:t xml:space="preserve">5.3 (+51.4%)</w:t>
             </w:r>
           </w:p>
         </w:tc>
@@ -1678,208 +1478,160 @@
                 <w:sz w:val="19"/>
                 <w:szCs w:val="19"/>
               </w:rPr>
-              <w:t xml:space="preserve">82.0 yds/gm on 13.0 att/gm</w:t>
-            </w:r>
-          </w:p>
-        </w:tc>
-      </w:tr>
-      <w:tr>
-        <w:tc>
-          <w:tcPr>
-            <w:tcW w:type="dxa" w:w="3830"/>
-            <w:shd w:fill="F4F5F7" w:val="clear"/>
-            <w:tcMar>
-              <w:top w:type="dxa" w:w="60"/>
-              <w:left w:type="dxa" w:w="120"/>
-              <w:bottom w:type="dxa" w:w="60"/>
-              <w:right w:type="dxa" w:w="120"/>
-            </w:tcMar>
-          </w:tcPr>
-          <w:p>
-            <w:r>
-              <w:rPr>
-                <w:b w:val="false"/>
-                <w:bCs w:val="false"/>
-                <w:sz w:val="19"/>
-                <w:szCs w:val="19"/>
-              </w:rPr>
-              <w:t xml:space="preserve">Carry share</w:t>
-            </w:r>
-          </w:p>
-        </w:tc>
-        <w:tc>
-          <w:tcPr>
-            <w:tcW w:type="dxa" w:w="6250"/>
-            <w:shd w:fill="F4F5F7" w:val="clear"/>
-            <w:tcMar>
-              <w:top w:type="dxa" w:w="60"/>
-              <w:left w:type="dxa" w:w="120"/>
-              <w:bottom w:type="dxa" w:w="60"/>
-              <w:right w:type="dxa" w:w="120"/>
-            </w:tcMar>
-          </w:tcPr>
-          <w:p>
-            <w:r>
-              <w:rPr>
-                <w:b/>
-                <w:bCs/>
-                <w:sz w:val="19"/>
-                <w:szCs w:val="19"/>
-              </w:rPr>
-              <w:t xml:space="preserve">44.8%, 3-man committee</w:t>
-            </w:r>
-          </w:p>
-        </w:tc>
-      </w:tr>
-      <w:tr>
-        <w:tc>
-          <w:tcPr>
-            <w:tcW w:type="dxa" w:w="3830"/>
-            <w:shd w:fill="FFFFFF" w:val="clear"/>
-            <w:tcMar>
-              <w:top w:type="dxa" w:w="60"/>
-              <w:left w:type="dxa" w:w="120"/>
-              <w:bottom w:type="dxa" w:w="60"/>
-              <w:right w:type="dxa" w:w="120"/>
-            </w:tcMar>
-          </w:tcPr>
-          <w:p>
-            <w:r>
-              <w:rPr>
-                <w:b w:val="false"/>
-                <w:bCs w:val="false"/>
-                <w:sz w:val="19"/>
-                <w:szCs w:val="19"/>
-              </w:rPr>
-              <w:t xml:space="preserve">Efficiency</w:t>
-            </w:r>
-          </w:p>
-        </w:tc>
-        <w:tc>
-          <w:tcPr>
-            <w:tcW w:type="dxa" w:w="6250"/>
-            <w:shd w:fill="FFFFFF" w:val="clear"/>
-            <w:tcMar>
-              <w:top w:type="dxa" w:w="60"/>
-              <w:left w:type="dxa" w:w="120"/>
-              <w:bottom w:type="dxa" w:w="60"/>
-              <w:right w:type="dxa" w:w="120"/>
-            </w:tcMar>
-          </w:tcPr>
-          <w:p>
-            <w:r>
-              <w:rPr>
-                <w:b/>
-                <w:bCs/>
-                <w:sz w:val="19"/>
-                <w:szCs w:val="19"/>
-              </w:rPr>
-              <w:t xml:space="preserve">6.31 ypc, but 106 of 164 yds came vs FCS</w:t>
-            </w:r>
-          </w:p>
-        </w:tc>
-      </w:tr>
-      <w:tr>
-        <w:tc>
-          <w:tcPr>
-            <w:tcW w:type="dxa" w:w="3830"/>
-            <w:shd w:fill="F4F5F7" w:val="clear"/>
-            <w:tcMar>
-              <w:top w:type="dxa" w:w="60"/>
-              <w:left w:type="dxa" w:w="120"/>
-              <w:bottom w:type="dxa" w:w="60"/>
-              <w:right w:type="dxa" w:w="120"/>
-            </w:tcMar>
-          </w:tcPr>
-          <w:p>
-            <w:r>
-              <w:rPr>
-                <w:b w:val="false"/>
-                <w:bCs w:val="false"/>
-                <w:sz w:val="19"/>
-                <w:szCs w:val="19"/>
-              </w:rPr>
-              <w:t xml:space="preserve">PFF offense grade</w:t>
-            </w:r>
-          </w:p>
-        </w:tc>
-        <w:tc>
-          <w:tcPr>
-            <w:tcW w:type="dxa" w:w="6250"/>
-            <w:shd w:fill="F4F5F7" w:val="clear"/>
-            <w:tcMar>
-              <w:top w:type="dxa" w:w="60"/>
-              <w:left w:type="dxa" w:w="120"/>
-              <w:bottom w:type="dxa" w:w="60"/>
-              <w:right w:type="dxa" w:w="120"/>
-            </w:tcMar>
-          </w:tcPr>
-          <w:p>
-            <w:r>
-              <w:rPr>
-                <w:b/>
-                <w:bCs/>
-                <w:sz w:val="19"/>
-                <w:szCs w:val="19"/>
-              </w:rPr>
-              <w:t xml:space="preserve">84.0</w:t>
-            </w:r>
-          </w:p>
-        </w:tc>
-      </w:tr>
-      <w:tr>
-        <w:tc>
-          <w:tcPr>
-            <w:tcW w:type="dxa" w:w="3830"/>
-            <w:shd w:fill="FFFFFF" w:val="clear"/>
-            <w:tcMar>
-              <w:top w:type="dxa" w:w="60"/>
-              <w:left w:type="dxa" w:w="120"/>
-              <w:bottom w:type="dxa" w:w="60"/>
-              <w:right w:type="dxa" w:w="120"/>
-            </w:tcMar>
-          </w:tcPr>
-          <w:p>
-            <w:r>
-              <w:rPr>
-                <w:b w:val="false"/>
-                <w:bCs w:val="false"/>
-                <w:sz w:val="19"/>
-                <w:szCs w:val="19"/>
-              </w:rPr>
-              <w:t xml:space="preserve">Elusive rating</w:t>
-            </w:r>
-          </w:p>
-        </w:tc>
-        <w:tc>
-          <w:tcPr>
-            <w:tcW w:type="dxa" w:w="6250"/>
-            <w:shd w:fill="FFFFFF" w:val="clear"/>
-            <w:tcMar>
-              <w:top w:type="dxa" w:w="60"/>
-              <w:left w:type="dxa" w:w="120"/>
-              <w:bottom w:type="dxa" w:w="60"/>
-              <w:right w:type="dxa" w:w="120"/>
-            </w:tcMar>
-          </w:tcPr>
-          <w:p>
-            <w:r>
-              <w:rPr>
-                <w:b/>
-                <w:bCs/>
-                <w:sz w:val="19"/>
-                <w:szCs w:val="19"/>
-              </w:rPr>
-              <w:t xml:space="preserve">126.6</w:t>
-            </w:r>
-          </w:p>
-        </w:tc>
-      </w:tr>
-      <w:tr>
-        <w:tc>
-          <w:tcPr>
-            <w:tcW w:type="dxa" w:w="3830"/>
-            <w:shd w:fill="F4F5F7" w:val="clear"/>
+              <w:t xml:space="preserve">4.5 rec/gm on 6.0 tgt/gm</w:t>
+            </w:r>
+          </w:p>
+        </w:tc>
+      </w:tr>
+      <w:tr>
+        <w:tc>
+          <w:tcPr>
+            <w:tcW w:type="dxa" w:w="3830"/>
+            <w:shd w:fill="F4F5F7" w:val="clear"/>
+            <w:tcMar>
+              <w:top w:type="dxa" w:w="60"/>
+              <w:left w:type="dxa" w:w="120"/>
+              <w:bottom w:type="dxa" w:w="60"/>
+              <w:right w:type="dxa" w:w="120"/>
+            </w:tcMar>
+          </w:tcPr>
+          <w:p>
+            <w:r>
+              <w:rPr>
+                <w:b w:val="false"/>
+                <w:bCs w:val="false"/>
+                <w:sz w:val="19"/>
+                <w:szCs w:val="19"/>
+              </w:rPr>
+              <w:t xml:space="preserve">Target share</w:t>
+            </w:r>
+          </w:p>
+        </w:tc>
+        <w:tc>
+          <w:tcPr>
+            <w:tcW w:type="dxa" w:w="6250"/>
+            <w:shd w:fill="F4F5F7" w:val="clear"/>
+            <w:tcMar>
+              <w:top w:type="dxa" w:w="60"/>
+              <w:left w:type="dxa" w:w="120"/>
+              <w:bottom w:type="dxa" w:w="60"/>
+              <w:right w:type="dxa" w:w="120"/>
+            </w:tcMar>
+          </w:tcPr>
+          <w:p>
+            <w:r>
+              <w:rPr>
+                <w:b/>
+                <w:bCs/>
+                <w:sz w:val="19"/>
+                <w:szCs w:val="19"/>
+              </w:rPr>
+              <w:t xml:space="preserve">20.3%, team leader</w:t>
+            </w:r>
+          </w:p>
+        </w:tc>
+      </w:tr>
+      <w:tr>
+        <w:tc>
+          <w:tcPr>
+            <w:tcW w:type="dxa" w:w="3830"/>
+            <w:shd w:fill="FFFFFF" w:val="clear"/>
+            <w:tcMar>
+              <w:top w:type="dxa" w:w="60"/>
+              <w:left w:type="dxa" w:w="120"/>
+              <w:bottom w:type="dxa" w:w="60"/>
+              <w:right w:type="dxa" w:w="120"/>
+            </w:tcMar>
+          </w:tcPr>
+          <w:p>
+            <w:r>
+              <w:rPr>
+                <w:b w:val="false"/>
+                <w:bCs w:val="false"/>
+                <w:sz w:val="19"/>
+                <w:szCs w:val="19"/>
+              </w:rPr>
+              <w:t xml:space="preserve">Role</w:t>
+            </w:r>
+          </w:p>
+        </w:tc>
+        <w:tc>
+          <w:tcPr>
+            <w:tcW w:type="dxa" w:w="6250"/>
+            <w:shd w:fill="FFFFFF" w:val="clear"/>
+            <w:tcMar>
+              <w:top w:type="dxa" w:w="60"/>
+              <w:left w:type="dxa" w:w="120"/>
+              <w:bottom w:type="dxa" w:w="60"/>
+              <w:right w:type="dxa" w:w="120"/>
+            </w:tcMar>
+          </w:tcPr>
+          <w:p>
+            <w:r>
+              <w:rPr>
+                <w:b/>
+                <w:bCs/>
+                <w:sz w:val="19"/>
+                <w:szCs w:val="19"/>
+              </w:rPr>
+              <w:t xml:space="preserve">30 routes/gm</w:t>
+            </w:r>
+          </w:p>
+        </w:tc>
+      </w:tr>
+      <w:tr>
+        <w:tc>
+          <w:tcPr>
+            <w:tcW w:type="dxa" w:w="3830"/>
+            <w:shd w:fill="F4F5F7" w:val="clear"/>
+            <w:tcMar>
+              <w:top w:type="dxa" w:w="60"/>
+              <w:left w:type="dxa" w:w="120"/>
+              <w:bottom w:type="dxa" w:w="60"/>
+              <w:right w:type="dxa" w:w="120"/>
+            </w:tcMar>
+          </w:tcPr>
+          <w:p>
+            <w:r>
+              <w:rPr>
+                <w:b w:val="false"/>
+                <w:bCs w:val="false"/>
+                <w:sz w:val="19"/>
+                <w:szCs w:val="19"/>
+              </w:rPr>
+              <w:t xml:space="preserve">Catch rate</w:t>
+            </w:r>
+          </w:p>
+        </w:tc>
+        <w:tc>
+          <w:tcPr>
+            <w:tcW w:type="dxa" w:w="6250"/>
+            <w:shd w:fill="F4F5F7" w:val="clear"/>
+            <w:tcMar>
+              <w:top w:type="dxa" w:w="60"/>
+              <w:left w:type="dxa" w:w="120"/>
+              <w:bottom w:type="dxa" w:w="60"/>
+              <w:right w:type="dxa" w:w="120"/>
+            </w:tcMar>
+          </w:tcPr>
+          <w:p>
+            <w:r>
+              <w:rPr>
+                <w:b/>
+                <w:bCs/>
+                <w:sz w:val="19"/>
+                <w:szCs w:val="19"/>
+              </w:rPr>
+              <w:t xml:space="preserve">75.0%</w:t>
+            </w:r>
+          </w:p>
+        </w:tc>
+      </w:tr>
+      <w:tr>
+        <w:tc>
+          <w:tcPr>
+            <w:tcW w:type="dxa" w:w="3830"/>
+            <w:shd w:fill="FFFFFF" w:val="clear"/>
             <w:tcMar>
               <w:top w:type="dxa" w:w="60"/>
               <w:left w:type="dxa" w:w="120"/>
@@ -1902,23 +1654,23 @@
         <w:tc>
           <w:tcPr>
             <w:tcW w:type="dxa" w:w="6250"/>
-            <w:shd w:fill="F4F5F7" w:val="clear"/>
-            <w:tcMar>
-              <w:top w:type="dxa" w:w="60"/>
-              <w:left w:type="dxa" w:w="120"/>
-              <w:bottom w:type="dxa" w:w="60"/>
-              <w:right w:type="dxa" w:w="120"/>
-            </w:tcMar>
-          </w:tcPr>
-          <w:p>
-            <w:r>
-              <w:rPr>
-                <w:b/>
-                <w:bCs/>
-                <w:sz w:val="19"/>
-                <w:szCs w:val="19"/>
-              </w:rPr>
-              <w:t xml:space="preserve">2</w:t>
+            <w:shd w:fill="FFFFFF" w:val="clear"/>
+            <w:tcMar>
+              <w:top w:type="dxa" w:w="60"/>
+              <w:left w:type="dxa" w:w="120"/>
+              <w:bottom w:type="dxa" w:w="60"/>
+              <w:right w:type="dxa" w:w="120"/>
+            </w:tcMar>
+          </w:tcPr>
+          <w:p>
+            <w:r>
+              <w:rPr>
+                <w:b/>
+                <w:bCs/>
+                <w:sz w:val="19"/>
+                <w:szCs w:val="19"/>
+              </w:rPr>
+              <w:t xml:space="preserve">3</w:t>
             </w:r>
           </w:p>
         </w:tc>
@@ -1934,7 +1686,7 @@
         <w:spacing w:after="160" w:line="276"/>
       </w:pPr>
       <w:r>
-        <w:t xml:space="preserve">Welch has 164 yards on 26 carries through two games at 6.31 a pop, an 84.0 PFF grade, a 126.6 elusive rating and 4.88 yards after contact per attempt. The split behind the average matters: 106 of those yards came on 11 carries against an FCS opponent, which leaves roughly 58 yards on 15 carries, under four a pop, against the FBS opponent. The headline efficiency is inflated.</w:t>
+        <w:t xml:space="preserve">Johnson has 9 catches on 12 targets in two games, 4.5 a game against a line of 3.5, and the projection is 5.3. He leads Texas Tech in targets at a 20.3% share.</w:t>
       </w:r>
     </w:p>
     <w:p>
@@ -1942,7 +1694,7 @@
         <w:spacing w:after="160" w:line="276"/>
       </w:pPr>
       <w:r>
-        <w:t xml:space="preserve">The pricing basis for this market was checked directly. Across 90 non-QB rushing props this week, book lines sit at almost exactly 1.00 times the PFF per game figure, so the market and the data are measuring the same thing. That is not true of QB rushing props, where the ratio is 0.70 because sacks count against rushing in official college stats and not in PFF, which is why QB rushing props are excluded entirely.</w:t>
+        <w:t xml:space="preserve">A 75.0% catch rate on a 10.4 aDOT is the profile that makes a receptions line rather than a yardage line the right side: he is being thrown to in rhythm, 6 targets a game on 30 routes, and needs four of them to land. His 1.95 yards per route run is ordinary, which is exactly why the reception count is the stable number and the yardage is not.</w:t>
       </w:r>
     </w:p>
     <w:p>
@@ -1950,15 +1702,7 @@
         <w:spacing w:after="160" w:line="276"/>
       </w:pPr>
       <w:r>
-        <w:t xml:space="preserve">Colorado's protection has been the best part of the offense: 9 pressures allowed and no sacks in 455 pass block snaps. The offense ranks 27th in Explosiveness and 92nd in Success Rate, a profile that leans on the run to stay on schedule, and QB Julian Lewis is 5 TD to 0 INT at 9.8 ypa. Northwestern's front is the lightest on the board, 16 pressures, 2 sacks and 1 TFL, and their defense ranks 100th in Success Rate allowed.</w:t>
-      </w:r>
-    </w:p>
-    <w:p>
-      <w:pPr>
-        <w:spacing w:after="160" w:line="276"/>
-      </w:pPr>
-      <w:r>
-        <w:t xml:space="preserve">The 56.9 projection already carries a 0.725 pace and script adjustment for Colorado's 22.2 implied total and still clears 39.5 by 44%. Welch holds 26 of Colorado's 58 carries, the largest share in the rotation, at 4.88 yards after contact per attempt behind a 126.6 elusive rating and an 84.0 grade. A severe weather warning in Evanston typically pushes play-calling toward the run. Welch is not on the injury report.</w:t>
+        <w:t xml:space="preserve">Texas Tech is a 7.5-point home favorite with a 30.0 implied total and a 1.108 pace adjustment, the only script multiplier above 1.0 among these five. This pick and the Hudson under are the same read on one offense, that the targets are concentrating at the top of the depth chart, so they move together.</w:t>
       </w:r>
     </w:p>
     <w:p>
@@ -1972,7 +1716,7 @@
         <w:spacing w:after="40"/>
       </w:pPr>
       <w:r>
-        <w:t xml:space="preserve">Nic Anderson Under 20.5 Receiving Yards</w:t>
+        <w:t xml:space="preserve">George Pettaway Under 70.5 Rushing Yards</w:t>
       </w:r>
     </w:p>
     <w:p>
@@ -1985,7 +1729,7 @@
           <w:sz w:val="21"/>
           <w:szCs w:val="21"/>
         </w:rPr>
-        <w:t xml:space="preserve">Kentucky Wildcats @ Texas A&amp;M Aggies</w:t>
+        <w:t xml:space="preserve">James Madison Dukes @ San Diego State Aztecs</w:t>
       </w:r>
     </w:p>
     <w:tbl>
@@ -2047,7 +1791,7 @@
                 <w:sz w:val="19"/>
                 <w:szCs w:val="19"/>
               </w:rPr>
-              <w:t xml:space="preserve">20.5 (-113)</w:t>
+              <w:t xml:space="preserve">70.5</w:t>
             </w:r>
           </w:p>
         </w:tc>
@@ -2095,7 +1839,7 @@
                 <w:sz w:val="19"/>
                 <w:szCs w:val="19"/>
               </w:rPr>
-              <w:t xml:space="preserve">8.2 (-60%)</w:t>
+              <w:t xml:space="preserve">34.6 (-50.9%)</w:t>
             </w:r>
           </w:p>
         </w:tc>
@@ -2143,103 +1887,103 @@
                 <w:sz w:val="19"/>
                 <w:szCs w:val="19"/>
               </w:rPr>
-              <w:t xml:space="preserve">8.5 yds/gm</w:t>
-            </w:r>
-          </w:p>
-        </w:tc>
-      </w:tr>
-      <w:tr>
-        <w:tc>
-          <w:tcPr>
-            <w:tcW w:type="dxa" w:w="3830"/>
-            <w:shd w:fill="F4F5F7" w:val="clear"/>
-            <w:tcMar>
-              <w:top w:type="dxa" w:w="60"/>
-              <w:left w:type="dxa" w:w="120"/>
-              <w:bottom w:type="dxa" w:w="60"/>
-              <w:right w:type="dxa" w:w="120"/>
-            </w:tcMar>
-          </w:tcPr>
-          <w:p>
-            <w:r>
-              <w:rPr>
-                <w:b w:val="false"/>
-                <w:bCs w:val="false"/>
-                <w:sz w:val="19"/>
-                <w:szCs w:val="19"/>
-              </w:rPr>
-              <w:t xml:space="preserve">Target share</w:t>
-            </w:r>
-          </w:p>
-        </w:tc>
-        <w:tc>
-          <w:tcPr>
-            <w:tcW w:type="dxa" w:w="6250"/>
-            <w:shd w:fill="F4F5F7" w:val="clear"/>
-            <w:tcMar>
-              <w:top w:type="dxa" w:w="60"/>
-              <w:left w:type="dxa" w:w="120"/>
-              <w:bottom w:type="dxa" w:w="60"/>
-              <w:right w:type="dxa" w:w="120"/>
-            </w:tcMar>
-          </w:tcPr>
-          <w:p>
-            <w:r>
-              <w:rPr>
-                <w:b/>
-                <w:bCs/>
-                <w:sz w:val="19"/>
-                <w:szCs w:val="19"/>
-              </w:rPr>
-              <w:t xml:space="preserve">12.5%, 3rd on the team</w:t>
-            </w:r>
-          </w:p>
-        </w:tc>
-      </w:tr>
-      <w:tr>
-        <w:tc>
-          <w:tcPr>
-            <w:tcW w:type="dxa" w:w="3830"/>
-            <w:shd w:fill="FFFFFF" w:val="clear"/>
-            <w:tcMar>
-              <w:top w:type="dxa" w:w="60"/>
-              <w:left w:type="dxa" w:w="120"/>
-              <w:bottom w:type="dxa" w:w="60"/>
-              <w:right w:type="dxa" w:w="120"/>
-            </w:tcMar>
-          </w:tcPr>
-          <w:p>
-            <w:r>
-              <w:rPr>
-                <w:b w:val="false"/>
-                <w:bCs w:val="false"/>
-                <w:sz w:val="19"/>
-                <w:szCs w:val="19"/>
-              </w:rPr>
-              <w:t xml:space="preserve">Role</w:t>
-            </w:r>
-          </w:p>
-        </w:tc>
-        <w:tc>
-          <w:tcPr>
-            <w:tcW w:type="dxa" w:w="6250"/>
-            <w:shd w:fill="FFFFFF" w:val="clear"/>
-            <w:tcMar>
-              <w:top w:type="dxa" w:w="60"/>
-              <w:left w:type="dxa" w:w="120"/>
-              <w:bottom w:type="dxa" w:w="60"/>
-              <w:right w:type="dxa" w:w="120"/>
-            </w:tcMar>
-          </w:tcPr>
-          <w:p>
-            <w:r>
-              <w:rPr>
-                <w:b/>
-                <w:bCs/>
-                <w:sz w:val="19"/>
-                <w:szCs w:val="19"/>
-              </w:rPr>
-              <w:t xml:space="preserve">24 routes/gm, 0.35 yds per route run</w:t>
+              <w:t xml:space="preserve">43.5 yds/gm on 12.0 att/gm</w:t>
+            </w:r>
+          </w:p>
+        </w:tc>
+      </w:tr>
+      <w:tr>
+        <w:tc>
+          <w:tcPr>
+            <w:tcW w:type="dxa" w:w="3830"/>
+            <w:shd w:fill="F4F5F7" w:val="clear"/>
+            <w:tcMar>
+              <w:top w:type="dxa" w:w="60"/>
+              <w:left w:type="dxa" w:w="120"/>
+              <w:bottom w:type="dxa" w:w="60"/>
+              <w:right w:type="dxa" w:w="120"/>
+            </w:tcMar>
+          </w:tcPr>
+          <w:p>
+            <w:r>
+              <w:rPr>
+                <w:b w:val="false"/>
+                <w:bCs w:val="false"/>
+                <w:sz w:val="19"/>
+                <w:szCs w:val="19"/>
+              </w:rPr>
+              <w:t xml:space="preserve">Efficiency</w:t>
+            </w:r>
+          </w:p>
+        </w:tc>
+        <w:tc>
+          <w:tcPr>
+            <w:tcW w:type="dxa" w:w="6250"/>
+            <w:shd w:fill="F4F5F7" w:val="clear"/>
+            <w:tcMar>
+              <w:top w:type="dxa" w:w="60"/>
+              <w:left w:type="dxa" w:w="120"/>
+              <w:bottom w:type="dxa" w:w="60"/>
+              <w:right w:type="dxa" w:w="120"/>
+            </w:tcMar>
+          </w:tcPr>
+          <w:p>
+            <w:r>
+              <w:rPr>
+                <w:b/>
+                <w:bCs/>
+                <w:sz w:val="19"/>
+                <w:szCs w:val="19"/>
+              </w:rPr>
+              <w:t xml:space="preserve">3.6 ypc, 3.29 yards after contact</w:t>
+            </w:r>
+          </w:p>
+        </w:tc>
+      </w:tr>
+      <w:tr>
+        <w:tc>
+          <w:tcPr>
+            <w:tcW w:type="dxa" w:w="3830"/>
+            <w:shd w:fill="FFFFFF" w:val="clear"/>
+            <w:tcMar>
+              <w:top w:type="dxa" w:w="60"/>
+              <w:left w:type="dxa" w:w="120"/>
+              <w:bottom w:type="dxa" w:w="60"/>
+              <w:right w:type="dxa" w:w="120"/>
+            </w:tcMar>
+          </w:tcPr>
+          <w:p>
+            <w:r>
+              <w:rPr>
+                <w:b w:val="false"/>
+                <w:bCs w:val="false"/>
+                <w:sz w:val="19"/>
+                <w:szCs w:val="19"/>
+              </w:rPr>
+              <w:t xml:space="preserve">Backfield</w:t>
+            </w:r>
+          </w:p>
+        </w:tc>
+        <w:tc>
+          <w:tcPr>
+            <w:tcW w:type="dxa" w:w="6250"/>
+            <w:shd w:fill="FFFFFF" w:val="clear"/>
+            <w:tcMar>
+              <w:top w:type="dxa" w:w="60"/>
+              <w:left w:type="dxa" w:w="120"/>
+              <w:bottom w:type="dxa" w:w="60"/>
+              <w:right w:type="dxa" w:w="120"/>
+            </w:tcMar>
+          </w:tcPr>
+          <w:p>
+            <w:r>
+              <w:rPr>
+                <w:b/>
+                <w:bCs/>
+                <w:sz w:val="19"/>
+                <w:szCs w:val="19"/>
+              </w:rPr>
+              <w:t xml:space="preserve">Nick Herman 136 yds on 11 carries</w:t>
             </w:r>
           </w:p>
         </w:tc>
@@ -2287,103 +2031,7 @@
                 <w:sz w:val="19"/>
                 <w:szCs w:val="19"/>
               </w:rPr>
-              <w:t xml:space="preserve">52.1</w:t>
-            </w:r>
-          </w:p>
-        </w:tc>
-      </w:tr>
-      <w:tr>
-        <w:tc>
-          <w:tcPr>
-            <w:tcW w:type="dxa" w:w="3830"/>
-            <w:shd w:fill="FFFFFF" w:val="clear"/>
-            <w:tcMar>
-              <w:top w:type="dxa" w:w="60"/>
-              <w:left w:type="dxa" w:w="120"/>
-              <w:bottom w:type="dxa" w:w="60"/>
-              <w:right w:type="dxa" w:w="120"/>
-            </w:tcMar>
-          </w:tcPr>
-          <w:p>
-            <w:r>
-              <w:rPr>
-                <w:b w:val="false"/>
-                <w:bCs w:val="false"/>
-                <w:sz w:val="19"/>
-                <w:szCs w:val="19"/>
-              </w:rPr>
-              <w:t xml:space="preserve">Injury history</w:t>
-            </w:r>
-          </w:p>
-        </w:tc>
-        <w:tc>
-          <w:tcPr>
-            <w:tcW w:type="dxa" w:w="6250"/>
-            <w:shd w:fill="FFFFFF" w:val="clear"/>
-            <w:tcMar>
-              <w:top w:type="dxa" w:w="60"/>
-              <w:left w:type="dxa" w:w="120"/>
-              <w:bottom w:type="dxa" w:w="60"/>
-              <w:right w:type="dxa" w:w="120"/>
-            </w:tcMar>
-          </w:tcPr>
-          <w:p>
-            <w:r>
-              <w:rPr>
-                <w:b/>
-                <w:bCs/>
-                <w:sz w:val="19"/>
-                <w:szCs w:val="19"/>
-              </w:rPr>
-              <w:t xml:space="preserve">Quad (2024), knee (2025), managed</w:t>
-            </w:r>
-          </w:p>
-        </w:tc>
-      </w:tr>
-      <w:tr>
-        <w:tc>
-          <w:tcPr>
-            <w:tcW w:type="dxa" w:w="3830"/>
-            <w:shd w:fill="F4F5F7" w:val="clear"/>
-            <w:tcMar>
-              <w:top w:type="dxa" w:w="60"/>
-              <w:left w:type="dxa" w:w="120"/>
-              <w:bottom w:type="dxa" w:w="60"/>
-              <w:right w:type="dxa" w:w="120"/>
-            </w:tcMar>
-          </w:tcPr>
-          <w:p>
-            <w:r>
-              <w:rPr>
-                <w:b w:val="false"/>
-                <w:bCs w:val="false"/>
-                <w:sz w:val="19"/>
-                <w:szCs w:val="19"/>
-              </w:rPr>
-              <w:t xml:space="preserve">Kentucky implied total</w:t>
-            </w:r>
-          </w:p>
-        </w:tc>
-        <w:tc>
-          <w:tcPr>
-            <w:tcW w:type="dxa" w:w="6250"/>
-            <w:shd w:fill="F4F5F7" w:val="clear"/>
-            <w:tcMar>
-              <w:top w:type="dxa" w:w="60"/>
-              <w:left w:type="dxa" w:w="120"/>
-              <w:bottom w:type="dxa" w:w="60"/>
-              <w:right w:type="dxa" w:w="120"/>
-            </w:tcMar>
-          </w:tcPr>
-          <w:p>
-            <w:r>
-              <w:rPr>
-                <w:b/>
-                <w:bCs/>
-                <w:sz w:val="19"/>
-                <w:szCs w:val="19"/>
-              </w:rPr>
-              <w:t xml:space="preserve">16.6 vs 26.6 league avg</w:t>
+              <w:t xml:space="preserve">55.2</w:t>
             </w:r>
           </w:p>
         </w:tc>
@@ -2431,7 +2079,7 @@
                 <w:sz w:val="19"/>
                 <w:szCs w:val="19"/>
               </w:rPr>
-              <w:t xml:space="preserve">3</w:t>
+              <w:t xml:space="preserve">2</w:t>
             </w:r>
           </w:p>
         </w:tc>
@@ -2447,7 +2095,7 @@
         <w:spacing w:after="160" w:line="276"/>
       </w:pPr>
       <w:r>
-        <w:t xml:space="preserve">Anderson has 17 receiving yards across two games. Not 17 per game, 17 total, on 5 targets, with a 40% catch rate and 0.35 yards per route run. Line is 20.5 and the projection is 8.2.</w:t>
+        <w:t xml:space="preserve">Pettaway has 87 yards on 24 carries in two games, 43.5 a game at 3.6 a carry, against a line of 70.5. The projection is 34.6. The line is asking for 27 yards a game more than he has produced.</w:t>
       </w:r>
     </w:p>
     <w:p>
@@ -2455,7 +2103,7 @@
         <w:spacing w:after="160" w:line="276"/>
       </w:pPr>
       <w:r>
-        <w:t xml:space="preserve">He is still on the field: 24 routes a game is full time participation. He is running the routes and not getting the ball, 5 targets in two games, 3rd on the team behind Willie Rodriguez's 14 and Kenny Darby's 11, which is a more stable signal than a snap count collapse that a depth chart change could reverse. PFF offense grade is 52.1.</w:t>
+        <w:t xml:space="preserve">The carries are there and the yards are not. 12 attempts a game clears the role screen, but a 55.2 offense grade and 3.29 yards after contact per attempt describe a back getting tackled near the line, and his 4 touchdowns are what has held the line up rather than the yardage.</w:t>
       </w:r>
     </w:p>
     <w:p>
@@ -2463,15 +2111,7 @@
         <w:spacing w:after="160" w:line="276"/>
       </w:pPr>
       <w:r>
-        <w:t xml:space="preserve">The offense around him has been top heavy. Kentucky ranks 59th in Success Rate but 5th nationally in Points Per Opportunity, which is a small number of drives converting rather than a unit moving the ball, and Anderson has been on none of them: 5 targets in two games. Kentucky is 1-1 with a +2.0 margin and is a 16.75-point road underdog at Texas A&amp;M with an implied team total of 16.6 against a league average of 26.6.</w:t>
-      </w:r>
-    </w:p>
-    <w:p>
-      <w:pPr>
-        <w:spacing w:after="160" w:line="276"/>
-      </w:pPr>
-      <w:r>
-        <w:t xml:space="preserve">Texas A&amp;M is 2-0 with a +39.0 margin and rates 7th in the 2026 SP+ number, with the defense 11th in Success Rate allowed and 13th in Havoc. They have 10 TFL and 2 interceptions in two games. Anderson has 0.35 yards per route run across 48 routes, and the four inputs that matter here, his target count, his rate, the defense and the implied total, all point the same way.</w:t>
+        <w:t xml:space="preserve">The backfield is also moving away from him. Nick Herman has 136 yards on 11 carries, 12.4 a pop, to Pettaway's 87 on 24, and James Madison is 2-0 with a +45.5 margin, which is the kind of scoreline that gets a change-of-pace back more work rather than less. San Diego State's defense ranks 103rd in Success Rate allowed, so the game does not require a workhorse to move the ball.</w:t>
       </w:r>
     </w:p>
     <w:sectPr>
